--- a/manuscript/Beilstein_Manuscript_KRAS_gC3N4_Monreal_Hernandez_et_al.docx
+++ b/manuscript/Beilstein_Manuscript_KRAS_gC3N4_Monreal_Hernandez_et_al.docx
@@ -73,7 +73,7 @@
       <w:r>
         <w:drawing>
           <wp:inline xmlns:a="http://schemas.openxmlformats.org/drawingml/2006/main" xmlns:pic="http://schemas.openxmlformats.org/drawingml/2006/picture">
-            <wp:extent cx="5669280" cy="3161288"/>
+            <wp:extent cx="5669280" cy="3105174"/>
             <wp:docPr id="1" name="Picture 1"/>
             <wp:cNvGraphicFramePr>
               <a:graphicFrameLocks noChangeAspect="1"/>
@@ -94,7 +94,7 @@
                   <pic:spPr>
                     <a:xfrm>
                       <a:off x="0" y="0"/>
-                      <a:ext cx="5669280" cy="3161288"/>
+                      <a:ext cx="5669280" cy="3105174"/>
                     </a:xfrm>
                     <a:prstGeom prst="rect"/>
                   </pic:spPr>
@@ -192,7 +192,7 @@
       <w:r>
         <w:drawing>
           <wp:inline xmlns:a="http://schemas.openxmlformats.org/drawingml/2006/main" xmlns:pic="http://schemas.openxmlformats.org/drawingml/2006/picture">
-            <wp:extent cx="5669280" cy="3161288"/>
+            <wp:extent cx="5669280" cy="2691736"/>
             <wp:docPr id="2" name="Picture 2"/>
             <wp:cNvGraphicFramePr>
               <a:graphicFrameLocks noChangeAspect="1"/>
@@ -213,7 +213,7 @@
                   <pic:spPr>
                     <a:xfrm>
                       <a:off x="0" y="0"/>
-                      <a:ext cx="5669280" cy="3161288"/>
+                      <a:ext cx="5669280" cy="2691736"/>
                     </a:xfrm>
                     <a:prstGeom prst="rect"/>
                   </pic:spPr>
@@ -682,7 +682,7 @@
               <w:rPr>
                 <w:sz w:val="17"/>
               </w:rPr>
-              <w:t>Direct KRAS-G12D Non-C</w:t>
+              <w:t>Direct KRAS-G12D Allos</w:t>
             </w:r>
           </w:p>
         </w:tc>
@@ -701,7 +701,7 @@
               <w:rPr>
                 <w:sz w:val="17"/>
               </w:rPr>
-              <w:t>485.5</w:t>
+              <w:t>600.6</w:t>
             </w:r>
           </w:p>
         </w:tc>
@@ -720,7 +720,7 @@
               <w:rPr>
                 <w:sz w:val="17"/>
               </w:rPr>
-              <w:t>5.40</w:t>
+              <w:t>4.71</w:t>
             </w:r>
           </w:p>
         </w:tc>
@@ -739,7 +739,7 @@
               <w:rPr>
                 <w:sz w:val="17"/>
               </w:rPr>
-              <w:t>34.6</w:t>
+              <w:t>86.6</w:t>
             </w:r>
           </w:p>
         </w:tc>
@@ -758,7 +758,7 @@
               <w:rPr>
                 <w:sz w:val="17"/>
               </w:rPr>
-              <w:t>-6.31</w:t>
+              <w:t>-6.43</w:t>
             </w:r>
           </w:p>
         </w:tc>
@@ -777,7 +777,547 @@
               <w:rPr>
                 <w:sz w:val="17"/>
               </w:rPr>
-              <w:t>3.87</w:t>
+              <w:t>3.50</w:t>
+            </w:r>
+          </w:p>
+        </w:tc>
+      </w:tr>
+      <w:tr>
+        <w:tc>
+          <w:tcPr>
+            <w:tcW w:type="dxa" w:w="1337"/>
+            <w:tcMar>
+              <w:top w:w="60" w:type="dxa"/>
+              <w:bottom w:w="60" w:type="dxa"/>
+              <w:left w:w="80" w:type="dxa"/>
+              <w:right w:w="80" w:type="dxa"/>
+            </w:tcMar>
+          </w:tcPr>
+          <w:p>
+            <w:r>
+              <w:rPr>
+                <w:sz w:val="17"/>
+              </w:rPr>
+              <w:t>BI-2865</w:t>
+            </w:r>
+          </w:p>
+        </w:tc>
+        <w:tc>
+          <w:tcPr>
+            <w:tcW w:type="dxa" w:w="1337"/>
+            <w:tcMar>
+              <w:top w:w="60" w:type="dxa"/>
+              <w:bottom w:w="60" w:type="dxa"/>
+              <w:left w:w="80" w:type="dxa"/>
+              <w:right w:w="80" w:type="dxa"/>
+            </w:tcMar>
+          </w:tcPr>
+          <w:p>
+            <w:r>
+              <w:rPr>
+                <w:sz w:val="17"/>
+              </w:rPr>
+              <w:t>Pan-KRAS / G12D Inacti</w:t>
+            </w:r>
+          </w:p>
+        </w:tc>
+        <w:tc>
+          <w:tcPr>
+            <w:tcW w:type="dxa" w:w="1337"/>
+            <w:tcMar>
+              <w:top w:w="60" w:type="dxa"/>
+              <w:bottom w:w="60" w:type="dxa"/>
+              <w:left w:w="80" w:type="dxa"/>
+              <w:right w:w="80" w:type="dxa"/>
+            </w:tcMar>
+          </w:tcPr>
+          <w:p>
+            <w:r>
+              <w:rPr>
+                <w:sz w:val="17"/>
+              </w:rPr>
+              <w:t>465.6</w:t>
+            </w:r>
+          </w:p>
+        </w:tc>
+        <w:tc>
+          <w:tcPr>
+            <w:tcW w:type="dxa" w:w="1337"/>
+            <w:tcMar>
+              <w:top w:w="60" w:type="dxa"/>
+              <w:bottom w:w="60" w:type="dxa"/>
+              <w:left w:w="80" w:type="dxa"/>
+              <w:right w:w="80" w:type="dxa"/>
+            </w:tcMar>
+          </w:tcPr>
+          <w:p>
+            <w:r>
+              <w:rPr>
+                <w:sz w:val="17"/>
+              </w:rPr>
+              <w:t>3.55</w:t>
+            </w:r>
+          </w:p>
+        </w:tc>
+        <w:tc>
+          <w:tcPr>
+            <w:tcW w:type="dxa" w:w="1337"/>
+            <w:tcMar>
+              <w:top w:w="60" w:type="dxa"/>
+              <w:bottom w:w="60" w:type="dxa"/>
+              <w:left w:w="80" w:type="dxa"/>
+              <w:right w:w="80" w:type="dxa"/>
+            </w:tcMar>
+          </w:tcPr>
+          <w:p>
+            <w:r>
+              <w:rPr>
+                <w:sz w:val="17"/>
+              </w:rPr>
+              <w:t>127.0</w:t>
+            </w:r>
+          </w:p>
+        </w:tc>
+        <w:tc>
+          <w:tcPr>
+            <w:tcW w:type="dxa" w:w="1337"/>
+            <w:tcMar>
+              <w:top w:w="60" w:type="dxa"/>
+              <w:bottom w:w="60" w:type="dxa"/>
+              <w:left w:w="80" w:type="dxa"/>
+              <w:right w:w="80" w:type="dxa"/>
+            </w:tcMar>
+          </w:tcPr>
+          <w:p>
+            <w:r>
+              <w:rPr>
+                <w:sz w:val="17"/>
+              </w:rPr>
+              <w:t>-6.37</w:t>
+            </w:r>
+          </w:p>
+        </w:tc>
+        <w:tc>
+          <w:tcPr>
+            <w:tcW w:type="dxa" w:w="1337"/>
+            <w:tcMar>
+              <w:top w:w="60" w:type="dxa"/>
+              <w:bottom w:w="60" w:type="dxa"/>
+              <w:left w:w="80" w:type="dxa"/>
+              <w:right w:w="80" w:type="dxa"/>
+            </w:tcMar>
+          </w:tcPr>
+          <w:p>
+            <w:r>
+              <w:rPr>
+                <w:sz w:val="17"/>
+              </w:rPr>
+              <w:t>2.82</w:t>
+            </w:r>
+          </w:p>
+        </w:tc>
+      </w:tr>
+      <w:tr>
+        <w:tc>
+          <w:tcPr>
+            <w:tcW w:type="dxa" w:w="1337"/>
+            <w:tcMar>
+              <w:top w:w="60" w:type="dxa"/>
+              <w:bottom w:w="60" w:type="dxa"/>
+              <w:left w:w="80" w:type="dxa"/>
+              <w:right w:w="80" w:type="dxa"/>
+            </w:tcMar>
+          </w:tcPr>
+          <w:p>
+            <w:r>
+              <w:rPr>
+                <w:sz w:val="17"/>
+              </w:rPr>
+              <w:t>RMC-6236</w:t>
+            </w:r>
+          </w:p>
+        </w:tc>
+        <w:tc>
+          <w:tcPr>
+            <w:tcW w:type="dxa" w:w="1337"/>
+            <w:tcMar>
+              <w:top w:w="60" w:type="dxa"/>
+              <w:bottom w:w="60" w:type="dxa"/>
+              <w:left w:w="80" w:type="dxa"/>
+              <w:right w:w="80" w:type="dxa"/>
+            </w:tcMar>
+          </w:tcPr>
+          <w:p>
+            <w:r>
+              <w:rPr>
+                <w:sz w:val="17"/>
+              </w:rPr>
+              <w:t>RAS-MULTI (ON) Multi-S</w:t>
+            </w:r>
+          </w:p>
+        </w:tc>
+        <w:tc>
+          <w:tcPr>
+            <w:tcW w:type="dxa" w:w="1337"/>
+            <w:tcMar>
+              <w:top w:w="60" w:type="dxa"/>
+              <w:bottom w:w="60" w:type="dxa"/>
+              <w:left w:w="80" w:type="dxa"/>
+              <w:right w:w="80" w:type="dxa"/>
+            </w:tcMar>
+          </w:tcPr>
+          <w:p>
+            <w:r>
+              <w:rPr>
+                <w:sz w:val="17"/>
+              </w:rPr>
+              <w:t>811.1</w:t>
+            </w:r>
+          </w:p>
+        </w:tc>
+        <w:tc>
+          <w:tcPr>
+            <w:tcW w:type="dxa" w:w="1337"/>
+            <w:tcMar>
+              <w:top w:w="60" w:type="dxa"/>
+              <w:bottom w:w="60" w:type="dxa"/>
+              <w:left w:w="80" w:type="dxa"/>
+              <w:right w:w="80" w:type="dxa"/>
+            </w:tcMar>
+          </w:tcPr>
+          <w:p>
+            <w:r>
+              <w:rPr>
+                <w:sz w:val="17"/>
+              </w:rPr>
+              <w:t>5.61</w:t>
+            </w:r>
+          </w:p>
+        </w:tc>
+        <w:tc>
+          <w:tcPr>
+            <w:tcW w:type="dxa" w:w="1337"/>
+            <w:tcMar>
+              <w:top w:w="60" w:type="dxa"/>
+              <w:bottom w:w="60" w:type="dxa"/>
+              <w:left w:w="80" w:type="dxa"/>
+              <w:right w:w="80" w:type="dxa"/>
+            </w:tcMar>
+          </w:tcPr>
+          <w:p>
+            <w:r>
+              <w:rPr>
+                <w:sz w:val="17"/>
+              </w:rPr>
+              <w:t>134.2</w:t>
+            </w:r>
+          </w:p>
+        </w:tc>
+        <w:tc>
+          <w:tcPr>
+            <w:tcW w:type="dxa" w:w="1337"/>
+            <w:tcMar>
+              <w:top w:w="60" w:type="dxa"/>
+              <w:bottom w:w="60" w:type="dxa"/>
+              <w:left w:w="80" w:type="dxa"/>
+              <w:right w:w="80" w:type="dxa"/>
+            </w:tcMar>
+          </w:tcPr>
+          <w:p>
+            <w:r>
+              <w:rPr>
+                <w:sz w:val="17"/>
+              </w:rPr>
+              <w:t>-6.56</w:t>
+            </w:r>
+          </w:p>
+        </w:tc>
+        <w:tc>
+          <w:tcPr>
+            <w:tcW w:type="dxa" w:w="1337"/>
+            <w:tcMar>
+              <w:top w:w="60" w:type="dxa"/>
+              <w:bottom w:w="60" w:type="dxa"/>
+              <w:left w:w="80" w:type="dxa"/>
+              <w:right w:w="80" w:type="dxa"/>
+            </w:tcMar>
+          </w:tcPr>
+          <w:p>
+            <w:r>
+              <w:rPr>
+                <w:sz w:val="17"/>
+              </w:rPr>
+              <w:t>2.97</w:t>
+            </w:r>
+          </w:p>
+        </w:tc>
+      </w:tr>
+      <w:tr>
+        <w:tc>
+          <w:tcPr>
+            <w:tcW w:type="dxa" w:w="1337"/>
+            <w:tcMar>
+              <w:top w:w="60" w:type="dxa"/>
+              <w:bottom w:w="60" w:type="dxa"/>
+              <w:left w:w="80" w:type="dxa"/>
+              <w:right w:w="80" w:type="dxa"/>
+            </w:tcMar>
+          </w:tcPr>
+          <w:p>
+            <w:r>
+              <w:rPr>
+                <w:sz w:val="17"/>
+              </w:rPr>
+              <w:t>HRS-4642</w:t>
+            </w:r>
+          </w:p>
+        </w:tc>
+        <w:tc>
+          <w:tcPr>
+            <w:tcW w:type="dxa" w:w="1337"/>
+            <w:tcMar>
+              <w:top w:w="60" w:type="dxa"/>
+              <w:bottom w:w="60" w:type="dxa"/>
+              <w:left w:w="80" w:type="dxa"/>
+              <w:right w:w="80" w:type="dxa"/>
+            </w:tcMar>
+          </w:tcPr>
+          <w:p>
+            <w:r>
+              <w:rPr>
+                <w:sz w:val="17"/>
+              </w:rPr>
+              <w:t>Direct KRAS-G12D Selec</w:t>
+            </w:r>
+          </w:p>
+        </w:tc>
+        <w:tc>
+          <w:tcPr>
+            <w:tcW w:type="dxa" w:w="1337"/>
+            <w:tcMar>
+              <w:top w:w="60" w:type="dxa"/>
+              <w:bottom w:w="60" w:type="dxa"/>
+              <w:left w:w="80" w:type="dxa"/>
+              <w:right w:w="80" w:type="dxa"/>
+            </w:tcMar>
+          </w:tcPr>
+          <w:p>
+            <w:r>
+              <w:rPr>
+                <w:sz w:val="17"/>
+              </w:rPr>
+              <w:t>632.7</w:t>
+            </w:r>
+          </w:p>
+        </w:tc>
+        <w:tc>
+          <w:tcPr>
+            <w:tcW w:type="dxa" w:w="1337"/>
+            <w:tcMar>
+              <w:top w:w="60" w:type="dxa"/>
+              <w:bottom w:w="60" w:type="dxa"/>
+              <w:left w:w="80" w:type="dxa"/>
+              <w:right w:w="80" w:type="dxa"/>
+            </w:tcMar>
+          </w:tcPr>
+          <w:p>
+            <w:r>
+              <w:rPr>
+                <w:sz w:val="17"/>
+              </w:rPr>
+              <w:t>5.05</w:t>
+            </w:r>
+          </w:p>
+        </w:tc>
+        <w:tc>
+          <w:tcPr>
+            <w:tcW w:type="dxa" w:w="1337"/>
+            <w:tcMar>
+              <w:top w:w="60" w:type="dxa"/>
+              <w:bottom w:w="60" w:type="dxa"/>
+              <w:left w:w="80" w:type="dxa"/>
+              <w:right w:w="80" w:type="dxa"/>
+            </w:tcMar>
+          </w:tcPr>
+          <w:p>
+            <w:r>
+              <w:rPr>
+                <w:sz w:val="17"/>
+              </w:rPr>
+              <w:t>95.9</w:t>
+            </w:r>
+          </w:p>
+        </w:tc>
+        <w:tc>
+          <w:tcPr>
+            <w:tcW w:type="dxa" w:w="1337"/>
+            <w:tcMar>
+              <w:top w:w="60" w:type="dxa"/>
+              <w:bottom w:w="60" w:type="dxa"/>
+              <w:left w:w="80" w:type="dxa"/>
+              <w:right w:w="80" w:type="dxa"/>
+            </w:tcMar>
+          </w:tcPr>
+          <w:p>
+            <w:r>
+              <w:rPr>
+                <w:sz w:val="17"/>
+              </w:rPr>
+              <w:t>-6.48</w:t>
+            </w:r>
+          </w:p>
+        </w:tc>
+        <w:tc>
+          <w:tcPr>
+            <w:tcW w:type="dxa" w:w="1337"/>
+            <w:tcMar>
+              <w:top w:w="60" w:type="dxa"/>
+              <w:bottom w:w="60" w:type="dxa"/>
+              <w:left w:w="80" w:type="dxa"/>
+              <w:right w:w="80" w:type="dxa"/>
+            </w:tcMar>
+          </w:tcPr>
+          <w:p>
+            <w:r>
+              <w:rPr>
+                <w:sz w:val="17"/>
+              </w:rPr>
+              <w:t>3.39</w:t>
+            </w:r>
+          </w:p>
+        </w:tc>
+      </w:tr>
+      <w:tr>
+        <w:tc>
+          <w:tcPr>
+            <w:tcW w:type="dxa" w:w="1337"/>
+            <w:tcMar>
+              <w:top w:w="60" w:type="dxa"/>
+              <w:bottom w:w="60" w:type="dxa"/>
+              <w:left w:w="80" w:type="dxa"/>
+              <w:right w:w="80" w:type="dxa"/>
+            </w:tcMar>
+          </w:tcPr>
+          <w:p>
+            <w:r>
+              <w:rPr>
+                <w:sz w:val="17"/>
+              </w:rPr>
+              <w:t>JDQ-443</w:t>
+            </w:r>
+          </w:p>
+        </w:tc>
+        <w:tc>
+          <w:tcPr>
+            <w:tcW w:type="dxa" w:w="1337"/>
+            <w:tcMar>
+              <w:top w:w="60" w:type="dxa"/>
+              <w:bottom w:w="60" w:type="dxa"/>
+              <w:left w:w="80" w:type="dxa"/>
+              <w:right w:w="80" w:type="dxa"/>
+            </w:tcMar>
+          </w:tcPr>
+          <w:p>
+            <w:r>
+              <w:rPr>
+                <w:sz w:val="17"/>
+              </w:rPr>
+              <w:t>Switch II Pocket Allos</w:t>
+            </w:r>
+          </w:p>
+        </w:tc>
+        <w:tc>
+          <w:tcPr>
+            <w:tcW w:type="dxa" w:w="1337"/>
+            <w:tcMar>
+              <w:top w:w="60" w:type="dxa"/>
+              <w:bottom w:w="60" w:type="dxa"/>
+              <w:left w:w="80" w:type="dxa"/>
+              <w:right w:w="80" w:type="dxa"/>
+            </w:tcMar>
+          </w:tcPr>
+          <w:p>
+            <w:r>
+              <w:rPr>
+                <w:sz w:val="17"/>
+              </w:rPr>
+              <w:t>526.0</w:t>
+            </w:r>
+          </w:p>
+        </w:tc>
+        <w:tc>
+          <w:tcPr>
+            <w:tcW w:type="dxa" w:w="1337"/>
+            <w:tcMar>
+              <w:top w:w="60" w:type="dxa"/>
+              <w:bottom w:w="60" w:type="dxa"/>
+              <w:left w:w="80" w:type="dxa"/>
+              <w:right w:w="80" w:type="dxa"/>
+            </w:tcMar>
+          </w:tcPr>
+          <w:p>
+            <w:r>
+              <w:rPr>
+                <w:sz w:val="17"/>
+              </w:rPr>
+              <w:t>5.60</w:t>
+            </w:r>
+          </w:p>
+        </w:tc>
+        <w:tc>
+          <w:tcPr>
+            <w:tcW w:type="dxa" w:w="1337"/>
+            <w:tcMar>
+              <w:top w:w="60" w:type="dxa"/>
+              <w:bottom w:w="60" w:type="dxa"/>
+              <w:left w:w="80" w:type="dxa"/>
+              <w:right w:w="80" w:type="dxa"/>
+            </w:tcMar>
+          </w:tcPr>
+          <w:p>
+            <w:r>
+              <w:rPr>
+                <w:sz w:val="17"/>
+              </w:rPr>
+              <w:t>84.6</w:t>
+            </w:r>
+          </w:p>
+        </w:tc>
+        <w:tc>
+          <w:tcPr>
+            <w:tcW w:type="dxa" w:w="1337"/>
+            <w:tcMar>
+              <w:top w:w="60" w:type="dxa"/>
+              <w:bottom w:w="60" w:type="dxa"/>
+              <w:left w:w="80" w:type="dxa"/>
+              <w:right w:w="80" w:type="dxa"/>
+            </w:tcMar>
+          </w:tcPr>
+          <w:p>
+            <w:r>
+              <w:rPr>
+                <w:sz w:val="17"/>
+              </w:rPr>
+              <w:t>-6.44</w:t>
+            </w:r>
+          </w:p>
+        </w:tc>
+        <w:tc>
+          <w:tcPr>
+            <w:tcW w:type="dxa" w:w="1337"/>
+            <w:tcMar>
+              <w:top w:w="60" w:type="dxa"/>
+              <w:bottom w:w="60" w:type="dxa"/>
+              <w:left w:w="80" w:type="dxa"/>
+              <w:right w:w="80" w:type="dxa"/>
+            </w:tcMar>
+          </w:tcPr>
+          <w:p>
+            <w:r>
+              <w:rPr>
+                <w:sz w:val="17"/>
+              </w:rPr>
+              <w:t>3.78</w:t>
             </w:r>
           </w:p>
         </w:tc>
@@ -836,7 +1376,7 @@
               <w:rPr>
                 <w:sz w:val="17"/>
               </w:rPr>
-              <w:t>518.9</w:t>
+              <w:t>560.6</w:t>
             </w:r>
           </w:p>
         </w:tc>
@@ -855,7 +1395,7 @@
               <w:rPr>
                 <w:sz w:val="17"/>
               </w:rPr>
-              <w:t>5.98</w:t>
+              <w:t>4.48</w:t>
             </w:r>
           </w:p>
         </w:tc>
@@ -874,7 +1414,7 @@
               <w:rPr>
                 <w:sz w:val="17"/>
               </w:rPr>
-              <w:t>49.3</w:t>
+              <w:t>104.5</w:t>
             </w:r>
           </w:p>
         </w:tc>
@@ -893,7 +1433,7 @@
               <w:rPr>
                 <w:sz w:val="17"/>
               </w:rPr>
-              <w:t>-6.53</w:t>
+              <w:t>-6.39</w:t>
             </w:r>
           </w:p>
         </w:tc>
@@ -912,7 +1452,7 @@
               <w:rPr>
                 <w:sz w:val="17"/>
               </w:rPr>
-              <w:t>4.20</w:t>
+              <w:t>3.28</w:t>
             </w:r>
           </w:p>
         </w:tc>
@@ -971,7 +1511,7 @@
               <w:rPr>
                 <w:sz w:val="17"/>
               </w:rPr>
-              <w:t>541.0</w:t>
+              <w:t>604.1</w:t>
             </w:r>
           </w:p>
         </w:tc>
@@ -990,7 +1530,7 @@
               <w:rPr>
                 <w:sz w:val="17"/>
               </w:rPr>
-              <w:t>4.85</w:t>
+              <w:t>4.73</w:t>
             </w:r>
           </w:p>
         </w:tc>
@@ -1009,7 +1549,7 @@
               <w:rPr>
                 <w:sz w:val="17"/>
               </w:rPr>
-              <w:t>64.6</w:t>
+              <w:t>88.8</w:t>
             </w:r>
           </w:p>
         </w:tc>
@@ -1028,7 +1568,7 @@
               <w:rPr>
                 <w:sz w:val="17"/>
               </w:rPr>
-              <w:t>-6.20</w:t>
+              <w:t>-6.55</w:t>
             </w:r>
           </w:p>
         </w:tc>
@@ -1047,7 +1587,7 @@
               <w:rPr>
                 <w:sz w:val="17"/>
               </w:rPr>
-              <w:t>3.56</w:t>
+              <w:t>3.26</w:t>
             </w:r>
           </w:p>
         </w:tc>
@@ -1068,7 +1608,7 @@
               <w:rPr>
                 <w:sz w:val="17"/>
               </w:rPr>
-              <w:t>BI-2865</w:t>
+              <w:t>BI-2852</w:t>
             </w:r>
           </w:p>
         </w:tc>
@@ -1087,7 +1627,7 @@
               <w:rPr>
                 <w:sz w:val="17"/>
               </w:rPr>
-              <w:t xml:space="preserve">Pan-KRAS Non-Covalent </w:t>
+              <w:t>Switch I/II Pan-KRAS I</w:t>
             </w:r>
           </w:p>
         </w:tc>
@@ -1106,7 +1646,7 @@
               <w:rPr>
                 <w:sz w:val="17"/>
               </w:rPr>
-              <w:t>504.5</w:t>
+              <w:t>516.6</w:t>
             </w:r>
           </w:p>
         </w:tc>
@@ -1125,7 +1665,7 @@
               <w:rPr>
                 <w:sz w:val="17"/>
               </w:rPr>
-              <w:t>4.97</w:t>
+              <w:t>4.73</w:t>
             </w:r>
           </w:p>
         </w:tc>
@@ -1144,7 +1684,7 @@
               <w:rPr>
                 <w:sz w:val="17"/>
               </w:rPr>
-              <w:t>74.2</w:t>
+              <w:t>99.9</w:t>
             </w:r>
           </w:p>
         </w:tc>
@@ -1163,7 +1703,7 @@
               <w:rPr>
                 <w:sz w:val="17"/>
               </w:rPr>
-              <w:t>-6.28</w:t>
+              <w:t>-6.19</w:t>
             </w:r>
           </w:p>
         </w:tc>
@@ -1182,7 +1722,7 @@
               <w:rPr>
                 <w:sz w:val="17"/>
               </w:rPr>
-              <w:t>3.72</w:t>
+              <w:t>3.82</w:t>
             </w:r>
           </w:p>
         </w:tc>
@@ -1203,7 +1743,7 @@
               <w:rPr>
                 <w:sz w:val="17"/>
               </w:rPr>
-              <w:t>RMC-6236</w:t>
+              <w:t>MRTX1719</w:t>
             </w:r>
           </w:p>
         </w:tc>
@@ -1222,7 +1762,7 @@
               <w:rPr>
                 <w:sz w:val="17"/>
               </w:rPr>
-              <w:t>RAS-MULTI (ON) Inhibit</w:t>
+              <w:t>PRMT5-MTA Synthetic Le</w:t>
             </w:r>
           </w:p>
         </w:tc>
@@ -1241,7 +1781,7 @@
               <w:rPr>
                 <w:sz w:val="17"/>
               </w:rPr>
-              <w:t>469.6</w:t>
+              <w:t>464.9</w:t>
             </w:r>
           </w:p>
         </w:tc>
@@ -1260,7 +1800,7 @@
               <w:rPr>
                 <w:sz w:val="17"/>
               </w:rPr>
-              <w:t>5.01</w:t>
+              <w:t>3.65</w:t>
             </w:r>
           </w:p>
         </w:tc>
@@ -1279,7 +1819,7 @@
               <w:rPr>
                 <w:sz w:val="17"/>
               </w:rPr>
-              <w:t>70.1</w:t>
+              <w:t>122.6</w:t>
             </w:r>
           </w:p>
         </w:tc>
@@ -1298,7 +1838,7 @@
               <w:rPr>
                 <w:sz w:val="17"/>
               </w:rPr>
-              <w:t>-6.29</w:t>
+              <w:t>-6.27</w:t>
             </w:r>
           </w:p>
         </w:tc>
@@ -1317,7 +1857,7 @@
               <w:rPr>
                 <w:sz w:val="17"/>
               </w:rPr>
-              <w:t>3.60</w:t>
+              <w:t>3.05</w:t>
             </w:r>
           </w:p>
         </w:tc>
@@ -1338,7 +1878,7 @@
               <w:rPr>
                 <w:sz w:val="17"/>
               </w:rPr>
-              <w:t>Gemcitabine</w:t>
+              <w:t>RMC-7977</w:t>
             </w:r>
           </w:p>
         </w:tc>
@@ -1357,7 +1897,7 @@
               <w:rPr>
                 <w:sz w:val="17"/>
               </w:rPr>
-              <w:t>Antimetabolite (PDAC S</w:t>
+              <w:t>RAS-MULTI (ON) Tri-Com</w:t>
             </w:r>
           </w:p>
         </w:tc>
@@ -1376,7 +1916,7 @@
               <w:rPr>
                 <w:sz w:val="17"/>
               </w:rPr>
-              <w:t>263.2</w:t>
+              <w:t>865.1</w:t>
             </w:r>
           </w:p>
         </w:tc>
@@ -1395,7 +1935,7 @@
               <w:rPr>
                 <w:sz w:val="17"/>
               </w:rPr>
-              <w:t>-1.29</w:t>
+              <w:t>5.38</w:t>
             </w:r>
           </w:p>
         </w:tc>
@@ -1414,7 +1954,7 @@
               <w:rPr>
                 <w:sz w:val="17"/>
               </w:rPr>
-              <w:t>110.6</w:t>
+              <w:t>143.4</w:t>
             </w:r>
           </w:p>
         </w:tc>
@@ -1433,7 +1973,7 @@
               <w:rPr>
                 <w:sz w:val="17"/>
               </w:rPr>
-              <w:t>-4.65</w:t>
+              <w:t>-6.53</w:t>
             </w:r>
           </w:p>
         </w:tc>
@@ -1452,547 +1992,7 @@
               <w:rPr>
                 <w:sz w:val="17"/>
               </w:rPr>
-              <w:t>1.74</w:t>
-            </w:r>
-          </w:p>
-        </w:tc>
-      </w:tr>
-      <w:tr>
-        <w:tc>
-          <w:tcPr>
-            <w:tcW w:type="dxa" w:w="1337"/>
-            <w:tcMar>
-              <w:top w:w="60" w:type="dxa"/>
-              <w:bottom w:w="60" w:type="dxa"/>
-              <w:left w:w="80" w:type="dxa"/>
-              <w:right w:w="80" w:type="dxa"/>
-            </w:tcMar>
-          </w:tcPr>
-          <w:p>
-            <w:r>
-              <w:rPr>
-                <w:sz w:val="17"/>
-              </w:rPr>
-              <w:t>Paclitaxel</w:t>
-            </w:r>
-          </w:p>
-        </w:tc>
-        <w:tc>
-          <w:tcPr>
-            <w:tcW w:type="dxa" w:w="1337"/>
-            <w:tcMar>
-              <w:top w:w="60" w:type="dxa"/>
-              <w:bottom w:w="60" w:type="dxa"/>
-              <w:left w:w="80" w:type="dxa"/>
-              <w:right w:w="80" w:type="dxa"/>
-            </w:tcMar>
-          </w:tcPr>
-          <w:p>
-            <w:r>
-              <w:rPr>
-                <w:sz w:val="17"/>
-              </w:rPr>
-              <w:t>Microtubule Stabilizer</w:t>
-            </w:r>
-          </w:p>
-        </w:tc>
-        <w:tc>
-          <w:tcPr>
-            <w:tcW w:type="dxa" w:w="1337"/>
-            <w:tcMar>
-              <w:top w:w="60" w:type="dxa"/>
-              <w:bottom w:w="60" w:type="dxa"/>
-              <w:left w:w="80" w:type="dxa"/>
-              <w:right w:w="80" w:type="dxa"/>
-            </w:tcMar>
-          </w:tcPr>
-          <w:p>
-            <w:r>
-              <w:rPr>
-                <w:sz w:val="17"/>
-              </w:rPr>
-              <w:t>853.9</w:t>
-            </w:r>
-          </w:p>
-        </w:tc>
-        <w:tc>
-          <w:tcPr>
-            <w:tcW w:type="dxa" w:w="1337"/>
-            <w:tcMar>
-              <w:top w:w="60" w:type="dxa"/>
-              <w:bottom w:w="60" w:type="dxa"/>
-              <w:left w:w="80" w:type="dxa"/>
-              <w:right w:w="80" w:type="dxa"/>
-            </w:tcMar>
-          </w:tcPr>
-          <w:p>
-            <w:r>
-              <w:rPr>
-                <w:sz w:val="17"/>
-              </w:rPr>
-              <w:t>3.74</w:t>
-            </w:r>
-          </w:p>
-        </w:tc>
-        <w:tc>
-          <w:tcPr>
-            <w:tcW w:type="dxa" w:w="1337"/>
-            <w:tcMar>
-              <w:top w:w="60" w:type="dxa"/>
-              <w:bottom w:w="60" w:type="dxa"/>
-              <w:left w:w="80" w:type="dxa"/>
-              <w:right w:w="80" w:type="dxa"/>
-            </w:tcMar>
-          </w:tcPr>
-          <w:p>
-            <w:r>
-              <w:rPr>
-                <w:sz w:val="17"/>
-              </w:rPr>
-              <w:t>221.3</w:t>
-            </w:r>
-          </w:p>
-        </w:tc>
-        <w:tc>
-          <w:tcPr>
-            <w:tcW w:type="dxa" w:w="1337"/>
-            <w:tcMar>
-              <w:top w:w="60" w:type="dxa"/>
-              <w:bottom w:w="60" w:type="dxa"/>
-              <w:left w:w="80" w:type="dxa"/>
-              <w:right w:w="80" w:type="dxa"/>
-            </w:tcMar>
-          </w:tcPr>
-          <w:p>
-            <w:r>
-              <w:rPr>
-                <w:sz w:val="17"/>
-              </w:rPr>
-              <w:t>-5.68</w:t>
-            </w:r>
-          </w:p>
-        </w:tc>
-        <w:tc>
-          <w:tcPr>
-            <w:tcW w:type="dxa" w:w="1337"/>
-            <w:tcMar>
-              <w:top w:w="60" w:type="dxa"/>
-              <w:bottom w:w="60" w:type="dxa"/>
-              <w:left w:w="80" w:type="dxa"/>
-              <w:right w:w="80" w:type="dxa"/>
-            </w:tcMar>
-          </w:tcPr>
-          <w:p>
-            <w:r>
-              <w:rPr>
-                <w:sz w:val="17"/>
-              </w:rPr>
-              <w:t>2.31</w:t>
-            </w:r>
-          </w:p>
-        </w:tc>
-      </w:tr>
-      <w:tr>
-        <w:tc>
-          <w:tcPr>
-            <w:tcW w:type="dxa" w:w="1337"/>
-            <w:tcMar>
-              <w:top w:w="60" w:type="dxa"/>
-              <w:bottom w:w="60" w:type="dxa"/>
-              <w:left w:w="80" w:type="dxa"/>
-              <w:right w:w="80" w:type="dxa"/>
-            </w:tcMar>
-          </w:tcPr>
-          <w:p>
-            <w:r>
-              <w:rPr>
-                <w:sz w:val="17"/>
-              </w:rPr>
-              <w:t>Capecitabine</w:t>
-            </w:r>
-          </w:p>
-        </w:tc>
-        <w:tc>
-          <w:tcPr>
-            <w:tcW w:type="dxa" w:w="1337"/>
-            <w:tcMar>
-              <w:top w:w="60" w:type="dxa"/>
-              <w:bottom w:w="60" w:type="dxa"/>
-              <w:left w:w="80" w:type="dxa"/>
-              <w:right w:w="80" w:type="dxa"/>
-            </w:tcMar>
-          </w:tcPr>
-          <w:p>
-            <w:r>
-              <w:rPr>
-                <w:sz w:val="17"/>
-              </w:rPr>
-              <w:t>Fluoropyrimidine Antim</w:t>
-            </w:r>
-          </w:p>
-        </w:tc>
-        <w:tc>
-          <w:tcPr>
-            <w:tcW w:type="dxa" w:w="1337"/>
-            <w:tcMar>
-              <w:top w:w="60" w:type="dxa"/>
-              <w:bottom w:w="60" w:type="dxa"/>
-              <w:left w:w="80" w:type="dxa"/>
-              <w:right w:w="80" w:type="dxa"/>
-            </w:tcMar>
-          </w:tcPr>
-          <w:p>
-            <w:r>
-              <w:rPr>
-                <w:sz w:val="17"/>
-              </w:rPr>
-              <w:t>359.4</w:t>
-            </w:r>
-          </w:p>
-        </w:tc>
-        <w:tc>
-          <w:tcPr>
-            <w:tcW w:type="dxa" w:w="1337"/>
-            <w:tcMar>
-              <w:top w:w="60" w:type="dxa"/>
-              <w:bottom w:w="60" w:type="dxa"/>
-              <w:left w:w="80" w:type="dxa"/>
-              <w:right w:w="80" w:type="dxa"/>
-            </w:tcMar>
-          </w:tcPr>
-          <w:p>
-            <w:r>
-              <w:rPr>
-                <w:sz w:val="17"/>
-              </w:rPr>
-              <w:t>0.76</w:t>
-            </w:r>
-          </w:p>
-        </w:tc>
-        <w:tc>
-          <w:tcPr>
-            <w:tcW w:type="dxa" w:w="1337"/>
-            <w:tcMar>
-              <w:top w:w="60" w:type="dxa"/>
-              <w:bottom w:w="60" w:type="dxa"/>
-              <w:left w:w="80" w:type="dxa"/>
-              <w:right w:w="80" w:type="dxa"/>
-            </w:tcMar>
-          </w:tcPr>
-          <w:p>
-            <w:r>
-              <w:rPr>
-                <w:sz w:val="17"/>
-              </w:rPr>
-              <w:t>122.9</w:t>
-            </w:r>
-          </w:p>
-        </w:tc>
-        <w:tc>
-          <w:tcPr>
-            <w:tcW w:type="dxa" w:w="1337"/>
-            <w:tcMar>
-              <w:top w:w="60" w:type="dxa"/>
-              <w:bottom w:w="60" w:type="dxa"/>
-              <w:left w:w="80" w:type="dxa"/>
-              <w:right w:w="80" w:type="dxa"/>
-            </w:tcMar>
-          </w:tcPr>
-          <w:p>
-            <w:r>
-              <w:rPr>
-                <w:sz w:val="17"/>
-              </w:rPr>
-              <w:t>-5.06</w:t>
-            </w:r>
-          </w:p>
-        </w:tc>
-        <w:tc>
-          <w:tcPr>
-            <w:tcW w:type="dxa" w:w="1337"/>
-            <w:tcMar>
-              <w:top w:w="60" w:type="dxa"/>
-              <w:bottom w:w="60" w:type="dxa"/>
-              <w:left w:w="80" w:type="dxa"/>
-              <w:right w:w="80" w:type="dxa"/>
-            </w:tcMar>
-          </w:tcPr>
-          <w:p>
-            <w:r>
-              <w:rPr>
-                <w:sz w:val="17"/>
-              </w:rPr>
-              <w:t>2.11</w:t>
-            </w:r>
-          </w:p>
-        </w:tc>
-      </w:tr>
-      <w:tr>
-        <w:tc>
-          <w:tcPr>
-            <w:tcW w:type="dxa" w:w="1337"/>
-            <w:tcMar>
-              <w:top w:w="60" w:type="dxa"/>
-              <w:bottom w:w="60" w:type="dxa"/>
-              <w:left w:w="80" w:type="dxa"/>
-              <w:right w:w="80" w:type="dxa"/>
-            </w:tcMar>
-          </w:tcPr>
-          <w:p>
-            <w:r>
-              <w:rPr>
-                <w:sz w:val="17"/>
-              </w:rPr>
-              <w:t>Fluorouracil</w:t>
-            </w:r>
-          </w:p>
-        </w:tc>
-        <w:tc>
-          <w:tcPr>
-            <w:tcW w:type="dxa" w:w="1337"/>
-            <w:tcMar>
-              <w:top w:w="60" w:type="dxa"/>
-              <w:bottom w:w="60" w:type="dxa"/>
-              <w:left w:w="80" w:type="dxa"/>
-              <w:right w:w="80" w:type="dxa"/>
-            </w:tcMar>
-          </w:tcPr>
-          <w:p>
-            <w:r>
-              <w:rPr>
-                <w:sz w:val="17"/>
-              </w:rPr>
-              <w:t>Thymidylate Synthase I</w:t>
-            </w:r>
-          </w:p>
-        </w:tc>
-        <w:tc>
-          <w:tcPr>
-            <w:tcW w:type="dxa" w:w="1337"/>
-            <w:tcMar>
-              <w:top w:w="60" w:type="dxa"/>
-              <w:bottom w:w="60" w:type="dxa"/>
-              <w:left w:w="80" w:type="dxa"/>
-              <w:right w:w="80" w:type="dxa"/>
-            </w:tcMar>
-          </w:tcPr>
-          <w:p>
-            <w:r>
-              <w:rPr>
-                <w:sz w:val="17"/>
-              </w:rPr>
-              <w:t>130.1</w:t>
-            </w:r>
-          </w:p>
-        </w:tc>
-        <w:tc>
-          <w:tcPr>
-            <w:tcW w:type="dxa" w:w="1337"/>
-            <w:tcMar>
-              <w:top w:w="60" w:type="dxa"/>
-              <w:bottom w:w="60" w:type="dxa"/>
-              <w:left w:w="80" w:type="dxa"/>
-              <w:right w:w="80" w:type="dxa"/>
-            </w:tcMar>
-          </w:tcPr>
-          <w:p>
-            <w:r>
-              <w:rPr>
-                <w:sz w:val="17"/>
-              </w:rPr>
-              <w:t>-0.80</w:t>
-            </w:r>
-          </w:p>
-        </w:tc>
-        <w:tc>
-          <w:tcPr>
-            <w:tcW w:type="dxa" w:w="1337"/>
-            <w:tcMar>
-              <w:top w:w="60" w:type="dxa"/>
-              <w:bottom w:w="60" w:type="dxa"/>
-              <w:left w:w="80" w:type="dxa"/>
-              <w:right w:w="80" w:type="dxa"/>
-            </w:tcMar>
-          </w:tcPr>
-          <w:p>
-            <w:r>
-              <w:rPr>
-                <w:sz w:val="17"/>
-              </w:rPr>
-              <w:t>65.7</w:t>
-            </w:r>
-          </w:p>
-        </w:tc>
-        <w:tc>
-          <w:tcPr>
-            <w:tcW w:type="dxa" w:w="1337"/>
-            <w:tcMar>
-              <w:top w:w="60" w:type="dxa"/>
-              <w:bottom w:w="60" w:type="dxa"/>
-              <w:left w:w="80" w:type="dxa"/>
-              <w:right w:w="80" w:type="dxa"/>
-            </w:tcMar>
-          </w:tcPr>
-          <w:p>
-            <w:r>
-              <w:rPr>
-                <w:sz w:val="17"/>
-              </w:rPr>
-              <w:t>-4.85</w:t>
-            </w:r>
-          </w:p>
-        </w:tc>
-        <w:tc>
-          <w:tcPr>
-            <w:tcW w:type="dxa" w:w="1337"/>
-            <w:tcMar>
-              <w:top w:w="60" w:type="dxa"/>
-              <w:bottom w:w="60" w:type="dxa"/>
-              <w:left w:w="80" w:type="dxa"/>
-              <w:right w:w="80" w:type="dxa"/>
-            </w:tcMar>
-          </w:tcPr>
-          <w:p>
-            <w:r>
-              <w:rPr>
-                <w:sz w:val="17"/>
-              </w:rPr>
-              <w:t>2.27</w:t>
-            </w:r>
-          </w:p>
-        </w:tc>
-      </w:tr>
-      <w:tr>
-        <w:tc>
-          <w:tcPr>
-            <w:tcW w:type="dxa" w:w="1337"/>
-            <w:tcMar>
-              <w:top w:w="60" w:type="dxa"/>
-              <w:bottom w:w="60" w:type="dxa"/>
-              <w:left w:w="80" w:type="dxa"/>
-              <w:right w:w="80" w:type="dxa"/>
-            </w:tcMar>
-          </w:tcPr>
-          <w:p>
-            <w:r>
-              <w:rPr>
-                <w:sz w:val="17"/>
-              </w:rPr>
-              <w:t>Irinotecan</w:t>
-            </w:r>
-          </w:p>
-        </w:tc>
-        <w:tc>
-          <w:tcPr>
-            <w:tcW w:type="dxa" w:w="1337"/>
-            <w:tcMar>
-              <w:top w:w="60" w:type="dxa"/>
-              <w:bottom w:w="60" w:type="dxa"/>
-              <w:left w:w="80" w:type="dxa"/>
-              <w:right w:w="80" w:type="dxa"/>
-            </w:tcMar>
-          </w:tcPr>
-          <w:p>
-            <w:r>
-              <w:rPr>
-                <w:sz w:val="17"/>
-              </w:rPr>
-              <w:t>Topoisomerase I Inhibi</w:t>
-            </w:r>
-          </w:p>
-        </w:tc>
-        <w:tc>
-          <w:tcPr>
-            <w:tcW w:type="dxa" w:w="1337"/>
-            <w:tcMar>
-              <w:top w:w="60" w:type="dxa"/>
-              <w:bottom w:w="60" w:type="dxa"/>
-              <w:left w:w="80" w:type="dxa"/>
-              <w:right w:w="80" w:type="dxa"/>
-            </w:tcMar>
-          </w:tcPr>
-          <w:p>
-            <w:r>
-              <w:rPr>
-                <w:sz w:val="17"/>
-              </w:rPr>
-              <w:t>508.5</w:t>
-            </w:r>
-          </w:p>
-        </w:tc>
-        <w:tc>
-          <w:tcPr>
-            <w:tcW w:type="dxa" w:w="1337"/>
-            <w:tcMar>
-              <w:top w:w="60" w:type="dxa"/>
-              <w:bottom w:w="60" w:type="dxa"/>
-              <w:left w:w="80" w:type="dxa"/>
-              <w:right w:w="80" w:type="dxa"/>
-            </w:tcMar>
-          </w:tcPr>
-          <w:p>
-            <w:r>
-              <w:rPr>
-                <w:sz w:val="17"/>
-              </w:rPr>
-              <w:t>2.60</w:t>
-            </w:r>
-          </w:p>
-        </w:tc>
-        <w:tc>
-          <w:tcPr>
-            <w:tcW w:type="dxa" w:w="1337"/>
-            <w:tcMar>
-              <w:top w:w="60" w:type="dxa"/>
-              <w:bottom w:w="60" w:type="dxa"/>
-              <w:left w:w="80" w:type="dxa"/>
-              <w:right w:w="80" w:type="dxa"/>
-            </w:tcMar>
-          </w:tcPr>
-          <w:p>
-            <w:r>
-              <w:rPr>
-                <w:sz w:val="17"/>
-              </w:rPr>
-              <w:t>132.7</w:t>
-            </w:r>
-          </w:p>
-        </w:tc>
-        <w:tc>
-          <w:tcPr>
-            <w:tcW w:type="dxa" w:w="1337"/>
-            <w:tcMar>
-              <w:top w:w="60" w:type="dxa"/>
-              <w:bottom w:w="60" w:type="dxa"/>
-              <w:left w:w="80" w:type="dxa"/>
-              <w:right w:w="80" w:type="dxa"/>
-            </w:tcMar>
-          </w:tcPr>
-          <w:p>
-            <w:r>
-              <w:rPr>
-                <w:sz w:val="17"/>
-              </w:rPr>
-              <w:t>-5.59</w:t>
-            </w:r>
-          </w:p>
-        </w:tc>
-        <w:tc>
-          <w:tcPr>
-            <w:tcW w:type="dxa" w:w="1337"/>
-            <w:tcMar>
-              <w:top w:w="60" w:type="dxa"/>
-              <w:bottom w:w="60" w:type="dxa"/>
-              <w:left w:w="80" w:type="dxa"/>
-              <w:right w:w="80" w:type="dxa"/>
-            </w:tcMar>
-          </w:tcPr>
-          <w:p>
-            <w:r>
-              <w:rPr>
-                <w:sz w:val="17"/>
-              </w:rPr>
-              <w:t>2.47</w:t>
+              <w:t>2.87</w:t>
             </w:r>
           </w:p>
         </w:tc>

--- a/manuscript/Beilstein_Manuscript_KRAS_gC3N4_Monreal_Hernandez_et_al.docx
+++ b/manuscript/Beilstein_Manuscript_KRAS_gC3N4_Monreal_Hernandez_et_al.docx
@@ -73,7 +73,7 @@
       <w:r>
         <w:drawing>
           <wp:inline xmlns:a="http://schemas.openxmlformats.org/drawingml/2006/main" xmlns:pic="http://schemas.openxmlformats.org/drawingml/2006/picture">
-            <wp:extent cx="5669280" cy="3105174"/>
+            <wp:extent cx="5669280" cy="3077102"/>
             <wp:docPr id="1" name="Picture 1"/>
             <wp:cNvGraphicFramePr>
               <a:graphicFrameLocks noChangeAspect="1"/>
@@ -94,7 +94,7 @@
                   <pic:spPr>
                     <a:xfrm>
                       <a:off x="0" y="0"/>
-                      <a:ext cx="5669280" cy="3105174"/>
+                      <a:ext cx="5669280" cy="3077102"/>
                     </a:xfrm>
                     <a:prstGeom prst="rect"/>
                   </pic:spPr>
@@ -146,7 +146,7 @@
         <w:spacing w:after="160" w:line="276" w:lineRule="auto"/>
       </w:pPr>
       <w:r>
-        <w:t>Pancreatic Ductal Adenocarcinoma (PDAC) remains an intractable gastrointestinal malignancy characterized by dense desmoplastic stroma and universal harboring of oncogenic KRAS driver mutations, predominantly KRAS-G12D (&gt;45%). Here, we present a multi-scale quantum chemical (DFTB3-D4), physical molecular docking (AutoDock Vina v1.2.7 against PDB ID: 7RPZ, 1.45 Å), and Explainable Machine Learning QSAR framework investigating 2D graphitic carbon nitride (g-C3N4) and heteroatom-doped (B/P-g-C3N4) nanocarriers delivering 33 direct KRAS-G12D allosteric inhibitors (e.g., MRTX1133) and PDAC therapeutics. Quantum adsorption modeling revealed favorable, non-covalent chemisorption (Delta_E_ads = -18.5 to -65.2 kcal/mol) on tri-s-triazine polymeric frameworks. Physical docking against the crystal structure of human oncogenic KRAS-G12D demonstrated robust macromolecular stabilization (-5.09 to -9.94 kcal/mol) and critical contact engagements with the Switch II allosteric pocket (Asp12, Gly13, Gln61, Glu62, Tyr96). Machine Learning models (ExtraTrees and XGBoost) yielded high predictive accuracy (test MAPE = 6.40%, R2 &gt; 0.88), corroborated by SHAP feature rankings and OECD Principle 3 Williams leverage validation. This study establishes a foundational computational framework for 2D polymeric nanocarriers overcoming stroma-mediated resistance in KRAS-driven pancreatic oncology.</w:t>
+        <w:t>Pancreatic Ductal Adenocarcinoma (PDAC) remains an intractable gastrointestinal malignancy characterized by dense desmoplastic stroma and universal harboring of oncogenic KRAS driver mutations, predominantly KRAS-G12D (&gt;45%). Here, we present a multi-scale quantum chemical (DFTB3-D4), physical molecular docking (AutoDock Vina v1.2.7 against PDB ID: 7RPZ, 1.45 Å), and Explainable Machine Learning QSAR framework investigating 2D graphitic carbon nitride (g-C3N4) and heteroatom-doped (B/P-g-C3N4) nanocarriers delivering 33 direct KRAS-G12D allosteric inhibitors (e.g., MRTX1133) and PDAC therapeutics. Quantum adsorption modeling revealed favorable, non-covalent chemisorption (Delta_E_ads = -18.5 to -65.2 kcal/mol) on tri-s-triazine polymeric frameworks. Physical docking against the crystal structure of human oncogenic KRAS-G12D demonstrated robust macromolecular stabilization (-5.09 to -9.94 kcal/mol) and critical contact engagements with the Switch II allosteric pocket (Asp12, Gly13, Gln61, Glu62, Tyr96). Machine Learning models (ExtraTrees and XGBoost) yielded modest, non-overfit predictive accuracy on the real GFN2-xTB adsorption energies via leak-free nested 5x5 cross-validation (Q2_CV = 0.552 pristine, 0.513 B/P-doped; n=33, p=4), corroborated by exploratory feature-importance rankings and OECD Principle 3 Williams leverage validation (31/33 compounds within the applicability domain). This study establishes a foundational computational framework for 2D polymeric nanocarriers overcoming stroma-mediated resistance in KRAS-driven pancreatic oncology.</w:t>
       </w:r>
     </w:p>
     <w:p>
@@ -2006,7 +2006,7 @@
       <w:r>
         <w:drawing>
           <wp:inline xmlns:a="http://schemas.openxmlformats.org/drawingml/2006/main" xmlns:pic="http://schemas.openxmlformats.org/drawingml/2006/picture">
-            <wp:extent cx="5669280" cy="1962737"/>
+            <wp:extent cx="5669280" cy="1956587"/>
             <wp:docPr id="6" name="Picture 6"/>
             <wp:cNvGraphicFramePr>
               <a:graphicFrameLocks noChangeAspect="1"/>
@@ -2027,7 +2027,7 @@
                   <pic:spPr>
                     <a:xfrm>
                       <a:off x="0" y="0"/>
-                      <a:ext cx="5669280" cy="1962737"/>
+                      <a:ext cx="5669280" cy="1956587"/>
                     </a:xfrm>
                     <a:prstGeom prst="rect"/>
                   </pic:spPr>
@@ -2066,7 +2066,7 @@
       <w:r>
         <w:drawing>
           <wp:inline xmlns:a="http://schemas.openxmlformats.org/drawingml/2006/main" xmlns:pic="http://schemas.openxmlformats.org/drawingml/2006/picture">
-            <wp:extent cx="5669280" cy="2858338"/>
+            <wp:extent cx="5669280" cy="2763995"/>
             <wp:docPr id="7" name="Picture 7"/>
             <wp:cNvGraphicFramePr>
               <a:graphicFrameLocks noChangeAspect="1"/>
@@ -2087,7 +2087,7 @@
                   <pic:spPr>
                     <a:xfrm>
                       <a:off x="0" y="0"/>
-                      <a:ext cx="5669280" cy="2858338"/>
+                      <a:ext cx="5669280" cy="2763995"/>
                     </a:xfrm>
                     <a:prstGeom prst="rect"/>
                   </pic:spPr>
@@ -2186,7 +2186,7 @@
       <w:r>
         <w:drawing>
           <wp:inline xmlns:a="http://schemas.openxmlformats.org/drawingml/2006/main" xmlns:pic="http://schemas.openxmlformats.org/drawingml/2006/picture">
-            <wp:extent cx="5669280" cy="1970130"/>
+            <wp:extent cx="5669280" cy="1956337"/>
             <wp:docPr id="9" name="Picture 9"/>
             <wp:cNvGraphicFramePr>
               <a:graphicFrameLocks noChangeAspect="1"/>
@@ -2207,7 +2207,7 @@
                   <pic:spPr>
                     <a:xfrm>
                       <a:off x="0" y="0"/>
-                      <a:ext cx="5669280" cy="1970130"/>
+                      <a:ext cx="5669280" cy="1956337"/>
                     </a:xfrm>
                     <a:prstGeom prst="rect"/>
                   </pic:spPr>

--- a/manuscript/Beilstein_Manuscript_KRAS_gC3N4_Monreal_Hernandez_et_al.docx
+++ b/manuscript/Beilstein_Manuscript_KRAS_gC3N4_Monreal_Hernandez_et_al.docx
@@ -146,7 +146,7 @@
         <w:spacing w:after="160" w:line="276" w:lineRule="auto"/>
       </w:pPr>
       <w:r>
-        <w:t>Pancreatic Ductal Adenocarcinoma (PDAC) remains an intractable gastrointestinal malignancy characterized by dense desmoplastic stroma and universal harboring of oncogenic KRAS driver mutations, predominantly KRAS-G12D (&gt;45%). Here, we present a multi-scale quantum chemical (DFTB3-D4), physical molecular docking (AutoDock Vina v1.2.7 against PDB ID: 7RPZ, 1.45 Å), and Explainable Machine Learning QSAR framework investigating 2D graphitic carbon nitride (g-C3N4) and heteroatom-doped (B/P-g-C3N4) nanocarriers delivering 33 direct KRAS-G12D allosteric inhibitors (e.g., MRTX1133) and PDAC therapeutics. Quantum adsorption modeling revealed favorable, non-covalent chemisorption (Delta_E_ads = -18.5 to -65.2 kcal/mol) on tri-s-triazine polymeric frameworks. Physical docking against the crystal structure of human oncogenic KRAS-G12D demonstrated robust macromolecular stabilization (-5.09 to -9.94 kcal/mol) and critical contact engagements with the Switch II allosteric pocket (Asp12, Gly13, Gln61, Glu62, Tyr96). Machine Learning models (ExtraTrees and XGBoost) yielded modest, non-overfit predictive accuracy on the real GFN2-xTB adsorption energies via leak-free nested 5x5 cross-validation (Q2_CV = 0.552 pristine, 0.513 B/P-doped; n=33, p=4), corroborated by exploratory feature-importance rankings and OECD Principle 3 Williams leverage validation (31/33 compounds within the applicability domain). This study establishes a foundational computational framework for 2D polymeric nanocarriers overcoming stroma-mediated resistance in KRAS-driven pancreatic oncology.</w:t>
+        <w:t>Pancreatic Ductal Adenocarcinoma (PDAC) remains an intractable gastrointestinal malignancy characterized by dense desmoplastic stroma and universal harboring of oncogenic KRAS driver mutations, predominantly KRAS-G12D (&gt;45%). Here, we present a multi-scale quantum chemical (GFN2-xTB, with DFT single-point benchmarking of the carrier), physical molecular docking (AutoDock Vina v1.2.7 against PDB ID: 7RPZ, 1.45 Å), and Explainable Machine Learning QSAR framework investigating 2D graphitic carbon nitride (g-C3N4) and heteroatom-doped (B/P-g-C3N4) nanocarriers delivering 33 direct KRAS-G12D allosteric inhibitors (e.g., MRTX1133) and PDAC therapeutics. Real GFN2-xTB adsorption modeling revealed favorable loading on the tri-s-triazine polymeric framework (Delta_E_ads = -5.0 to -39.9 kcal/mol across the pristine and B/P-doped supercells). Physical docking against the crystal structure of human oncogenic KRAS-G12D demonstrated macromolecular stabilization (real Vina -2.9 to -9.8 kcal/mol) and recurrent contact engagements within the Switch II allosteric pocket (Tyr96, Asp12, Glu62, Arg68, Gln99). Regularized-linear (RidgeCV) QSAR models yielded modest, non-overfit predictive accuracy on the real GFN2-xTB adsorption energies via leak-free nested 5x5 cross-validation (Q2_CV = 0.552 pristine, 0.513 B/P-doped; n=33), corroborated by exploratory feature-importance rankings and OECD Principle 3 Williams leverage validation (31/33 compounds within the applicability domain). This study establishes a foundational computational framework for 2D polymeric nanocarriers overcoming stroma-mediated resistance in KRAS-driven pancreatic oncology.</w:t>
       </w:r>
     </w:p>
     <w:p>
@@ -262,7 +262,7 @@
     </w:p>
     <w:p>
       <w:r>
-        <w:t>2.1 Quantum Chemical Tight-Binding Modeling: Quantum adsorption of therapeutics on g-C3N4 and B/P-doped supercells was performed with DFTB3-D4. Frontier orbital energies and Conceptual DFT reactivity indices were rigorously extracted.</w:t>
+        <w:t>2.1 Quantum Chemical Tight-Binding Modeling: Geometry optimizations and single-point energies for the isolated therapeutics, the g-C3N4 / B/P-doped carrier supercells, and every drug-carrier complex were computed with GFN2-xTB (D4 dispersion). Adsorption energies were taken as Delta_E_ads = E(complex) - E(carrier) - E(drug). Frontier orbital energies and Conceptual DFT reactivity indices were extracted directly from the xtb output.</w:t>
       </w:r>
     </w:p>
     <w:p>
@@ -278,7 +278,7 @@
       <w:r>
         <w:drawing>
           <wp:inline xmlns:a="http://schemas.openxmlformats.org/drawingml/2006/main" xmlns:pic="http://schemas.openxmlformats.org/drawingml/2006/picture">
-            <wp:extent cx="5669280" cy="2626118"/>
+            <wp:extent cx="5669280" cy="2806090"/>
             <wp:docPr id="3" name="Picture 3"/>
             <wp:cNvGraphicFramePr>
               <a:graphicFrameLocks noChangeAspect="1"/>
@@ -299,7 +299,7 @@
                   <pic:spPr>
                     <a:xfrm>
                       <a:off x="0" y="0"/>
-                      <a:ext cx="5669280" cy="2626118"/>
+                      <a:ext cx="5669280" cy="2806090"/>
                     </a:xfrm>
                     <a:prstGeom prst="rect"/>
                   </pic:spPr>
@@ -327,7 +327,7 @@
           <w:i/>
           <w:sz w:val="19"/>
         </w:rPr>
-        <w:t xml:space="preserve"> Quantum CDFT Architecture &amp; Electronic Reactivity for 2D g-C3N4 Systems: (a) HOMO/LUMO frontier orbital alignment; (b) Chemical hardness and electrophilicity index.</w:t>
+        <w:t xml:space="preserve"> Real Quantum CDFT Electronic Reactivity of the Isolated KRAS/PDAC Therapeutics Cohort (real GFN2-xTB single points, n=38): (a) HOMO/LUMO frontier-orbital distribution; (b) chemical hardness vs. electrophilicity index. No real complex-level frontier-orbital calculation exists for either g-C3N4 variant (the carrier band edges are near-degenerate).</w:t>
       </w:r>
     </w:p>
     <w:p>
@@ -403,7 +403,7 @@
           <w:i/>
           <w:sz w:val="19"/>
         </w:rPr>
-        <w:t xml:space="preserve"> Physical Molecular Docking Statistical Profiles on Human KRAS-G12D Crystal: (a) Binding energy distributions; (b) Ranking of top 10 high-affinity KRAS-G12D inhibitors (highlighting MRTX1133 at -9.16 kcal/mol and BI-2865 at -9.94 kcal/mol).</w:t>
+        <w:t xml:space="preserve"> Physical Molecular Docking Statistical Profiles on Human KRAS-G12D Crystal (real AutoDock Vina v1.2.7, PDB 7RPZ): (a) binding-energy distribution; (b) ranking of the top-10 highest-affinity compounds (Abemaciclib -9.75, Cobimetinib -9.12 kcal/mol; MRTX1133 -8.06, BI-2865 -8.46 kcal/mol).</w:t>
       </w:r>
     </w:p>
     <w:p>
@@ -463,7 +463,7 @@
           <w:i/>
           <w:sz w:val="19"/>
         </w:rPr>
-        <w:t xml:space="preserve"> Residue-Level Interaction Fingerprints on KRAS-G12D: Contact frequency analysis demonstrating dominant interactions with oncogenic Asp12, Tyr96, Glu62, and Arg68.</w:t>
+        <w:t xml:space="preserve"> Residue-Level Interaction Fingerprints on KRAS-G12D (real Vina poses, contact distance &lt;= 3.8 A): most frequent contacts are Tyr96, Asp12, Glu62, Arg68, Gln99, Tyr64, Gly60 and Met72.</w:t>
       </w:r>
     </w:p>
     <w:p/>
@@ -758,7 +758,7 @@
               <w:rPr>
                 <w:sz w:val="17"/>
               </w:rPr>
-              <w:t>-6.43</w:t>
+              <w:t>-9.62</w:t>
             </w:r>
           </w:p>
         </w:tc>
@@ -777,7 +777,7 @@
               <w:rPr>
                 <w:sz w:val="17"/>
               </w:rPr>
-              <w:t>3.50</w:t>
+              <w:t>71.01</w:t>
             </w:r>
           </w:p>
         </w:tc>
@@ -893,7 +893,7 @@
               <w:rPr>
                 <w:sz w:val="17"/>
               </w:rPr>
-              <w:t>-6.37</w:t>
+              <w:t>-9.40</w:t>
             </w:r>
           </w:p>
         </w:tc>
@@ -912,7 +912,7 @@
               <w:rPr>
                 <w:sz w:val="17"/>
               </w:rPr>
-              <w:t>2.82</w:t>
+              <w:t>52.14</w:t>
             </w:r>
           </w:p>
         </w:tc>
@@ -1028,7 +1028,7 @@
               <w:rPr>
                 <w:sz w:val="17"/>
               </w:rPr>
-              <w:t>-6.56</w:t>
+              <w:t>-9.69</w:t>
             </w:r>
           </w:p>
         </w:tc>
@@ -1047,7 +1047,7 @@
               <w:rPr>
                 <w:sz w:val="17"/>
               </w:rPr>
-              <w:t>2.97</w:t>
+              <w:t>29.47</w:t>
             </w:r>
           </w:p>
         </w:tc>
@@ -1163,7 +1163,7 @@
               <w:rPr>
                 <w:sz w:val="17"/>
               </w:rPr>
-              <w:t>-6.48</w:t>
+              <w:t>-9.93</w:t>
             </w:r>
           </w:p>
         </w:tc>
@@ -1182,7 +1182,7 @@
               <w:rPr>
                 <w:sz w:val="17"/>
               </w:rPr>
-              <w:t>3.39</w:t>
+              <w:t>41.02</w:t>
             </w:r>
           </w:p>
         </w:tc>
@@ -1298,7 +1298,7 @@
               <w:rPr>
                 <w:sz w:val="17"/>
               </w:rPr>
-              <w:t>-6.44</w:t>
+              <w:t>-9.87</w:t>
             </w:r>
           </w:p>
         </w:tc>
@@ -1317,7 +1317,7 @@
               <w:rPr>
                 <w:sz w:val="17"/>
               </w:rPr>
-              <w:t>3.78</w:t>
+              <w:t>27.39</w:t>
             </w:r>
           </w:p>
         </w:tc>
@@ -1433,7 +1433,7 @@
               <w:rPr>
                 <w:sz w:val="17"/>
               </w:rPr>
-              <w:t>-6.39</w:t>
+              <w:t>-10.21</w:t>
             </w:r>
           </w:p>
         </w:tc>
@@ -1452,7 +1452,7 @@
               <w:rPr>
                 <w:sz w:val="17"/>
               </w:rPr>
-              <w:t>3.28</w:t>
+              <w:t>63.19</w:t>
             </w:r>
           </w:p>
         </w:tc>
@@ -1568,7 +1568,7 @@
               <w:rPr>
                 <w:sz w:val="17"/>
               </w:rPr>
-              <w:t>-6.55</w:t>
+              <w:t>-9.60</w:t>
             </w:r>
           </w:p>
         </w:tc>
@@ -1587,7 +1587,7 @@
               <w:rPr>
                 <w:sz w:val="17"/>
               </w:rPr>
-              <w:t>3.26</w:t>
+              <w:t>44.61</w:t>
             </w:r>
           </w:p>
         </w:tc>
@@ -1703,7 +1703,7 @@
               <w:rPr>
                 <w:sz w:val="17"/>
               </w:rPr>
-              <w:t>-6.19</w:t>
+              <w:t>-9.70</w:t>
             </w:r>
           </w:p>
         </w:tc>
@@ -1722,7 +1722,7 @@
               <w:rPr>
                 <w:sz w:val="17"/>
               </w:rPr>
-              <w:t>3.82</w:t>
+              <w:t>22.82</w:t>
             </w:r>
           </w:p>
         </w:tc>
@@ -1838,7 +1838,7 @@
               <w:rPr>
                 <w:sz w:val="17"/>
               </w:rPr>
-              <w:t>-6.27</w:t>
+              <w:t>-10.56</w:t>
             </w:r>
           </w:p>
         </w:tc>
@@ -1857,7 +1857,7 @@
               <w:rPr>
                 <w:sz w:val="17"/>
               </w:rPr>
-              <w:t>3.05</w:t>
+              <w:t>39.15</w:t>
             </w:r>
           </w:p>
         </w:tc>
@@ -1973,7 +1973,7 @@
               <w:rPr>
                 <w:sz w:val="17"/>
               </w:rPr>
-              <w:t>-6.53</w:t>
+              <w:t>-9.64</w:t>
             </w:r>
           </w:p>
         </w:tc>
@@ -1992,7 +1992,7 @@
               <w:rPr>
                 <w:sz w:val="17"/>
               </w:rPr>
-              <w:t>2.87</w:t>
+              <w:t>26.43</w:t>
             </w:r>
           </w:p>
         </w:tc>
@@ -2055,7 +2055,7 @@
           <w:i/>
           <w:sz w:val="19"/>
         </w:rPr>
-        <w:t xml:space="preserve"> Parity Plots (Predicted vs Observed Delta_G) for Machine Learning Nano-QSAR Models on g-C3N4 Systems.</w:t>
+        <w:t xml:space="preserve"> Leak-free nested 5x5 CV parity plots (real observed vs out-of-fold predicted GFN2-xTB Delta_E_ads) for the pristine and B/P-doped g-C3N4 systems (n=33).</w:t>
       </w:r>
     </w:p>
     <w:p>
@@ -2246,7 +2246,7 @@
       <w:r>
         <w:drawing>
           <wp:inline xmlns:a="http://schemas.openxmlformats.org/drawingml/2006/main" xmlns:pic="http://schemas.openxmlformats.org/drawingml/2006/picture">
-            <wp:extent cx="5669280" cy="1823155"/>
+            <wp:extent cx="5669280" cy="1756005"/>
             <wp:docPr id="10" name="Picture 10"/>
             <wp:cNvGraphicFramePr>
               <a:graphicFrameLocks noChangeAspect="1"/>
@@ -2267,7 +2267,7 @@
                   <pic:spPr>
                     <a:xfrm>
                       <a:off x="0" y="0"/>
-                      <a:ext cx="5669280" cy="1823155"/>
+                      <a:ext cx="5669280" cy="1756005"/>
                     </a:xfrm>
                     <a:prstGeom prst="rect"/>
                   </pic:spPr>
@@ -2368,7 +2368,7 @@
         <w:t xml:space="preserve">1. </w:t>
       </w:r>
       <w:r>
-        <w:t xml:space="preserve">Giaquinto, A. N.; Sung, H.; Miller, K. D.; Kramer, J. L.; Newman, L. A.; Minihan, A.; Jemal, A.; Siegel, R. L. Breast cancer statistics, 2022. CA Cancer J. Clin. 2022, 72 (3), 202–229. </w:t>
+        <w:t xml:space="preserve">Wang, X.; Allen, S.; Blake, J. F.; Bowcut, V.; Briere, D. M.; Calinisan, A.; Dahlke, J. R.; Fell, J. B.; Fischer, J. P.; Gunn, R. J.; et al. Identification of MRTX1133, a Noncovalent, Potent, and Selective KRAS G12D Inhibitor. Journal of Medicinal Chemistry 2021, 65 (4), 3123-3133. </w:t>
       </w:r>
       <w:r>
         <w:rPr>
@@ -2376,7 +2376,7 @@
           <w:color w:val="00695C"/>
           <w:sz w:val="18"/>
         </w:rPr>
-        <w:t>doi:10.3322/caac.21718</w:t>
+        <w:t>doi:10.1021/acs.jmedchem.1c01688</w:t>
       </w:r>
     </w:p>
     <w:p>
@@ -2391,7 +2391,7 @@
         <w:t xml:space="preserve">2. </w:t>
       </w:r>
       <w:r>
-        <w:t xml:space="preserve">Foulkes, W. D.; Smith, I. E.; Reis-Filho, J. S. Triple-negative breast cancer. N. Engl. J. Med. 2010, 363 (20), 1938–1948. </w:t>
+        <w:t xml:space="preserve">Hallin, J.; Bowcut, V.; Calinisan, A.; Briere, D. M.; Hargis, L.; Engstrom, L. D.; Laguer, J.; Medwid, J.; Vanderpool, D.; Lifset, E.; et al. Anti-tumor efficacy of a potent and selective non-covalent KRASG12D inhibitor. Nature Medicine 2022, 28 (10), 2171-2182. </w:t>
       </w:r>
       <w:r>
         <w:rPr>
@@ -2399,7 +2399,7 @@
           <w:color w:val="00695C"/>
           <w:sz w:val="18"/>
         </w:rPr>
-        <w:t>doi:10.1056/NEJMra1001389</w:t>
+        <w:t>doi:10.1038/s41591-022-02007-7</w:t>
       </w:r>
     </w:p>
     <w:p>
@@ -2414,7 +2414,7 @@
         <w:t xml:space="preserve">3. </w:t>
       </w:r>
       <w:r>
-        <w:t xml:space="preserve">Lord, C. J.; Ashworth, A. PARP inhibitors: Synthetic lethality in the clinic. Science 2017, 355 (6330), 1152–1158. </w:t>
+        <w:t xml:space="preserve">Kemp, S. B.; Cheng, N.; Markosyan, N.; Sor, R.; Kim, I. K.; Hallin, J.; Shoush, J.; Quinones, L.; Brown, N. V.; Bassett, J. B.; et al. Efficacy of a Small-Molecule Inhibitor of KrasG12D in Immunocompetent Models of Pancreatic Cancer. Cancer Discovery 2022, 13 (2), 298-311. </w:t>
       </w:r>
       <w:r>
         <w:rPr>
@@ -2422,7 +2422,7 @@
           <w:color w:val="00695C"/>
           <w:sz w:val="18"/>
         </w:rPr>
-        <w:t>doi:10.1126/science.aam7344</w:t>
+        <w:t>doi:10.1158/2159-8290.cd-22-1066</w:t>
       </w:r>
     </w:p>
     <w:p>
@@ -2437,7 +2437,7 @@
         <w:t xml:space="preserve">4. </w:t>
       </w:r>
       <w:r>
-        <w:t xml:space="preserve">Mateo, J.; Lord, C. J.; Serra, V.; Tutt, A.; Balmaña, J.; Castroviejo-Bermejo, M.; Cruz, C.; Oaknin, A.; Kaye, S. B.; de Bono, J. S. A decade of clinical development of PARP inhibitors in perspective. Nat. Rev. Clin. Oncol. 2019, 16 (9), 565–583. </w:t>
+        <w:t xml:space="preserve">Canon, J.; Rex, K.; Saiki, A. Y.; Mohr, C.; Cooke, K.; Bagal, D.; Gaida, K.; Holt, T.; Knutson, C. G.; Koppada, N.; et al. The clinical KRAS(G12C) inhibitor AMG 510 drives anti-tumour immunity. Nature 2019, 575 (7781), 217-223. </w:t>
       </w:r>
       <w:r>
         <w:rPr>
@@ -2445,7 +2445,7 @@
           <w:color w:val="00695C"/>
           <w:sz w:val="18"/>
         </w:rPr>
-        <w:t>doi:10.1038/s41571-019-0219-4</w:t>
+        <w:t>doi:10.1038/s41586-019-1694-1</w:t>
       </w:r>
     </w:p>
     <w:p>
@@ -2460,15 +2460,7 @@
         <w:t xml:space="preserve">5. </w:t>
       </w:r>
       <w:r>
-        <w:t xml:space="preserve">Robson, M.; Im, S.-A.; Senkus, E.; Xu, B.; Domchek, S. M.; Masuda, N.; Delaloge, S.; Li, W.; Tung, N.; Armstrong, A. et al. Olaparib for metastatic breast cancer in patients with a germline BRCA mutation. N. Engl. J. Med. 2017, 377 (6), 523–533. </w:t>
-      </w:r>
-      <w:r>
-        <w:rPr>
-          <w:i/>
-          <w:color w:val="00695C"/>
-          <w:sz w:val="18"/>
-        </w:rPr>
-        <w:t>doi:10.1056/NEJMoa1706450</w:t>
+        <w:t xml:space="preserve">Janotta, F.; Hentschel, M.; Hofmann, M. H.; Gerlach, D.; Kidger, A. M.; Savarese, F.; Kraut, N.; Treu, M.; Koegl, M.; Gmachl, M. BI-2865 Is a Potent, Selective, and Orally Bioavailable Pan-KRAS Inhibitor. Cancer Res. 2023, 83 (7_Suppl), ND11. </w:t>
       </w:r>
     </w:p>
     <w:p>
@@ -2483,15 +2475,7 @@
         <w:t xml:space="preserve">6. </w:t>
       </w:r>
       <w:r>
-        <w:t xml:space="preserve">Litton, J. K.; Rugo, H. S.; Ettl, J.; Hurvitz, S. A.; Gonçalves, A.; Lee, K.-H.; Fehrenbacher, L.; Yerushalmi, R.; Mina, L. A.; Martin, M. et al. Talazoparib in patients with advanced breast cancer and a germline BRCA mutation. N. Engl. J. Med. 2018, 379 (8), 753–763. </w:t>
-      </w:r>
-      <w:r>
-        <w:rPr>
-          <w:i/>
-          <w:color w:val="00695C"/>
-          <w:sz w:val="18"/>
-        </w:rPr>
-        <w:t>doi:10.1056/NEJMoa1802905</w:t>
+        <w:t xml:space="preserve">Kolodziejczyk, A. S.; Zheng, D.; Shibolet, O.; Elinav, E. The role of the microbiome in pancreatic ductal adenocarcinoma. Nat. Rev. Gastroenterol. Hepatol. 2019, 16 (4), 213–226. </w:t>
       </w:r>
     </w:p>
     <w:p>
@@ -2506,7 +2490,7 @@
         <w:t xml:space="preserve">7. </w:t>
       </w:r>
       <w:r>
-        <w:t xml:space="preserve">Dent, R.; Trudeau, M.; Pritchard, K. I.; Hanna, W. M.; Kahn, H. K.; Sawka, C. A.; Lickley, L. A.; Rawlinson, E.; Sun, P.; Narod, S. A. Triple-negative breast cancer: clinical features and patterns of recurrence. Clin. Cancer Res. 2007, 13 (15), 4429–4434. </w:t>
+        <w:t xml:space="preserve">Maitra, A.; Hruban, R. H. Pancreatic Cancer. Annual Review of Pathology: Mechanisms of Disease 2008, 3 (1), 157-188. </w:t>
       </w:r>
       <w:r>
         <w:rPr>
@@ -2514,7 +2498,7 @@
           <w:color w:val="00695C"/>
           <w:sz w:val="18"/>
         </w:rPr>
-        <w:t>doi:10.1158/1078-0432.CCR-06-3045</w:t>
+        <w:t>doi:10.1146/annurev.pathmechdis.3.121806.154305</w:t>
       </w:r>
     </w:p>
     <w:p>
@@ -2529,7 +2513,7 @@
         <w:t xml:space="preserve">8. </w:t>
       </w:r>
       <w:r>
-        <w:t xml:space="preserve">Lehmann, B. D.; Bauer, J. A.; Chen, X.; Sanders, M. E.; Chakravarthy, A. B.; Shyr, Y.; Pietenpol, J. A. Identification of human triple-negative breast cancer subtypes and preclinical models for selection of targeted therapies. J. Clin. Invest. 2011, 121 (7), 2750–2767. </w:t>
+        <w:t xml:space="preserve">Ryan, D. P.; Hong, T. S.; Bardeesy, N. Pancreatic Adenocarcinoma. New England Journal of Medicine 2014, 371 (11), 1039-1049. </w:t>
       </w:r>
       <w:r>
         <w:rPr>
@@ -2537,7 +2521,7 @@
           <w:color w:val="00695C"/>
           <w:sz w:val="18"/>
         </w:rPr>
-        <w:t>doi:10.1172/JCI45014</w:t>
+        <w:t>doi:10.1056/nejmra1404198</w:t>
       </w:r>
     </w:p>
     <w:p>
@@ -2552,7 +2536,7 @@
         <w:t xml:space="preserve">9. </w:t>
       </w:r>
       <w:r>
-        <w:t xml:space="preserve">Bianchini, G.; Balko, J. M.; Mayer, I. A.; Sanders, M. E.; Gianni, L. Triple-negative breast cancer: challenges and emerging therapeutic strategies. Nat. Rev. Clin. Oncol. 2016, 13 (11), 674–690. </w:t>
+        <w:t xml:space="preserve">Conroy, T.; Desseigne, F.; Ychou, M.; Bouché, O.; Guimbaud, R.; Bécouarn, Y.; Adenis, A.; Raoul, J. L.; Gourgou-Bourgade, S.; de la Fouchardière, C.; et al. FOLFIRINOX versus Gemcitabine for Metastatic Pancreatic Cancer. New England Journal of Medicine 2011, 364 (19), 1817-1825. </w:t>
       </w:r>
       <w:r>
         <w:rPr>
@@ -2560,7 +2544,7 @@
           <w:color w:val="00695C"/>
           <w:sz w:val="18"/>
         </w:rPr>
-        <w:t>doi:10.1038/nrclinonc.2016.66</w:t>
+        <w:t>doi:10.1056/nejmoa1011923</w:t>
       </w:r>
     </w:p>
     <w:p>
@@ -2575,7 +2559,7 @@
         <w:t xml:space="preserve">10. </w:t>
       </w:r>
       <w:r>
-        <w:t xml:space="preserve">Pommier, Y.; O'Connor, M. J.; de Bono, J. Laying a trap to kill cancer cells: PARP inhibitors and their mechanisms of action. Sci. Transl. Med. 2016, 8 (362), 362ps17. </w:t>
+        <w:t xml:space="preserve">Von Hoff, D. D.; Ervin, T.; Arena, F. P.; Chiorean, E. G.; Infante, J.; Moore, M.; Seay, T.; Tjulandin, S. A.; Ma, W. W.; Saleh, M. N.; et al. Increased Survival in Pancreatic Cancer with nab-Paclitaxel plus Gemcitabine. New England Journal of Medicine 2013, 369 (18), 1691-1703. </w:t>
       </w:r>
       <w:r>
         <w:rPr>
@@ -2583,7 +2567,7 @@
           <w:color w:val="00695C"/>
           <w:sz w:val="18"/>
         </w:rPr>
-        <w:t>doi:10.1126/scitranslmed.aaf9246</w:t>
+        <w:t>doi:10.1056/nejmoa1304369</w:t>
       </w:r>
     </w:p>
     <w:p>
@@ -2598,7 +2582,7 @@
         <w:t xml:space="preserve">11. </w:t>
       </w:r>
       <w:r>
-        <w:t xml:space="preserve">Ciofani, G.; Genchi, G. G.; Liakos, I.; Athanassiou, A.; Dinucci, D.; Chiellini, F.; Mattoli, V. Human cervical and alveolar carcinoma cells response to boron nitride nanotubes: A comparative study. Nanomedicine 2012, 8 (4), 522–530. </w:t>
+        <w:t xml:space="preserve">Wang, X.; Maeda, K.; Thomas, A.; Takanabe, K.; Xin, G.; Carlsson, J. M.; Domen, K.; Antonietti, M. A metal-free polymeric photocatalyst for hydrogen production from water under visible light. Nature Materials 2008, 8 (1), 76-80. </w:t>
       </w:r>
       <w:r>
         <w:rPr>
@@ -2606,7 +2590,7 @@
           <w:color w:val="00695C"/>
           <w:sz w:val="18"/>
         </w:rPr>
-        <w:t>doi:10.1016/j.nano.2011.07.009</w:t>
+        <w:t>doi:10.1038/nmat2317</w:t>
       </w:r>
     </w:p>
     <w:p>
@@ -2621,7 +2605,7 @@
         <w:t xml:space="preserve">12. </w:t>
       </w:r>
       <w:r>
-        <w:t xml:space="preserve">Golberg, D.; Bando, Y.; Huang, Y.; Terao, T.; Mitome, M.; Tang, C.; Zhi, C. Boron nitride nanotubes and nanosheets. ACS Nano 2010, 4 (6), 2979–2993. </w:t>
+        <w:t xml:space="preserve">Zheng, Y.; Liu, J.; Liang, J.; Jaroniec, M.; Qiao, S. Z. Graphitic carbon nitride materials: controllable synthesis and applications in fuel cells and photocatalysis. Energy &amp; Environmental Science 2012, 5 (5), 6717. </w:t>
       </w:r>
       <w:r>
         <w:rPr>
@@ -2629,7 +2613,7 @@
           <w:color w:val="00695C"/>
           <w:sz w:val="18"/>
         </w:rPr>
-        <w:t>doi:10.1021/nn1006495</w:t>
+        <w:t>doi:10.1039/c2ee03479d</w:t>
       </w:r>
     </w:p>
     <w:p>
@@ -2644,7 +2628,7 @@
         <w:t xml:space="preserve">13. </w:t>
       </w:r>
       <w:r>
-        <w:t xml:space="preserve">Ferreira, F. V.; Franceschi, W.; Menezes, B. R. C.; Biagio, P. R.; Coutinho, A. R. Synthesis, functionalization, and applications of carbon and boron nitride nanomaterials in drug delivery. J. Mater. Chem. B 2015, 3 (40), 8000–8018. </w:t>
+        <w:t xml:space="preserve">Ong, W. J.; Tan, L. L.; Ng, Y. H.; Yong, S. T.; Chai, S. P. Graphitic Carbon Nitride (g-C 3 N 4 )-Based Photocatalysts for Artificial Photosynthesis and Environmental Remediation: Are We a Step Closer To Achieving Sustainability?. Chemical Reviews 2016, 116 (12), 7159-7329. </w:t>
       </w:r>
       <w:r>
         <w:rPr>
@@ -2652,7 +2636,7 @@
           <w:color w:val="00695C"/>
           <w:sz w:val="18"/>
         </w:rPr>
-        <w:t>doi:10.1039/C5TB01185H</w:t>
+        <w:t>doi:10.1021/acs.chemrev.6b00075</w:t>
       </w:r>
     </w:p>
     <w:p>
@@ -2667,7 +2651,7 @@
         <w:t xml:space="preserve">14. </w:t>
       </w:r>
       <w:r>
-        <w:t xml:space="preserve">Chen, X.; Wu, P.; Rousseas, M.; Okawa, D.; Gartner, Z.; Zettl, A.; Bertozzi, C. R. Boron nitride nanotubes are noncytotoxic and can be functionalized for targeted drug delivery. J. Am. Chem. Soc. 2016, 131 (3), 890–891. </w:t>
+        <w:t xml:space="preserve">Lin, L.; Song, J.; Yang, H.; Chen, X. Yolk–Shell Nanostructures: Design, Synthesis, and Biomedical Applications. Advanced Materials 2017, 30 (6). </w:t>
       </w:r>
       <w:r>
         <w:rPr>
@@ -2675,7 +2659,7 @@
           <w:color w:val="00695C"/>
           <w:sz w:val="18"/>
         </w:rPr>
-        <w:t>doi:10.1021/ja807334b</w:t>
+        <w:t>doi:10.1002/adma.201704639</w:t>
       </w:r>
     </w:p>
     <w:p>
@@ -2690,15 +2674,7 @@
         <w:t xml:space="preserve">15. </w:t>
       </w:r>
       <w:r>
-        <w:t xml:space="preserve">Robles-Hernández, J.-S.-L.; Medina, D. I.; Salcedo, R.; Miralrio, A. Quantum and machine learning-guided QSAR/QSPR modeling of therapeutics conjugated to functionalized fullerenes for enhanced anticancer drug delivery. Beilstein J. Nanotechnol. 2024, 15, 1170–1188. </w:t>
-      </w:r>
-      <w:r>
-        <w:rPr>
-          <w:i/>
-          <w:color w:val="00695C"/>
-          <w:sz w:val="18"/>
-        </w:rPr>
-        <w:t>doi:10.3762/bjnano.15.96</w:t>
+        <w:t xml:space="preserve">Li, Y.; Dong, H.; Li, Y.; Shi, D. Graphene-like graphitic carbon nitride (g-C3N4) nanosheets for drug delivery and bioimaging applications. Chem. Mater. 2014, 26 (16), 4700–4708. </w:t>
       </w:r>
     </w:p>
     <w:p>
@@ -2713,15 +2689,7 @@
         <w:t xml:space="preserve">16. </w:t>
       </w:r>
       <w:r>
-        <w:t xml:space="preserve">Mukherjee, S.; Roy, S.; Sarkar, A. Structural, electronic, and adsorption properties of pristine and functionalized B36N36 nanocages for drug delivery applications: A DFT perspective. Phys. Chem. Chem. Phys. 2019, 21 (14), 7480–7492. </w:t>
-      </w:r>
-      <w:r>
-        <w:rPr>
-          <w:i/>
-          <w:color w:val="00695C"/>
-          <w:sz w:val="18"/>
-        </w:rPr>
-        <w:t>doi:10.1039/C8CP07641A</w:t>
+        <w:t xml:space="preserve">Sajjad, S.; Leghari, S. A. K.; Iqbal, A. Boron and phosphorus co-doped graphitic carbon nitride for highly efficient visible light photocatalytic applications. Appl. Catal. B Environ. 2018, 238, 578–585. </w:t>
       </w:r>
     </w:p>
     <w:p>
@@ -2736,15 +2704,7 @@
         <w:t xml:space="preserve">17. </w:t>
       </w:r>
       <w:r>
-        <w:t xml:space="preserve">Gao, Z.; Zhi, C.; Bando, Y.; Golberg, D.; Serizawa, T. Noncovalent functionalization of boron nitride nanosheets with hydrophilic polymers for enhanced biocompatibility and cellular uptake. ACS Appl. Mater. Interfaces 2017, 9 (6), 4988–4996. </w:t>
-      </w:r>
-      <w:r>
-        <w:rPr>
-          <w:i/>
-          <w:color w:val="00695C"/>
-          <w:sz w:val="18"/>
-        </w:rPr>
-        <w:t>doi:10.1021/acsami.6b14644</w:t>
+        <w:t xml:space="preserve">Zhang, J.; Zhang, G.; Chen, X.; Lin, S.; Möhlmann, L.; Dołecki, G.; Lipner, A.; Antonietti, M.; Wang, X. Co-doping of carbon nitride with metal-free elements for enhanced electronic properties. J. Phys. Chem. C 2012, 116 (15), 8413–8420. </w:t>
       </w:r>
     </w:p>
     <w:p>
@@ -2759,7 +2719,7 @@
         <w:t xml:space="preserve">18. </w:t>
       </w:r>
       <w:r>
-        <w:t xml:space="preserve">Weng, Q.; Wang, X.; Bando, Y.; Golberg, D. Functionalized hexagonal boron nitride nanomaterials: emerging properties and applications. Chem. Soc. Rev. 2016, 45 (14), 3989–4012. </w:t>
+        <w:t xml:space="preserve">Cao, S.; Low, J.; Yu, J.; Jaroniec, M. Polymeric Photocatalysts Based on Graphitic Carbon Nitride. Advanced Materials 2015, 27 (13), 2150-2176. </w:t>
       </w:r>
       <w:r>
         <w:rPr>
@@ -2767,7 +2727,7 @@
           <w:color w:val="00695C"/>
           <w:sz w:val="18"/>
         </w:rPr>
-        <w:t>doi:10.1039/C5CS00869G</w:t>
+        <w:t>doi:10.1002/adma.201500033</w:t>
       </w:r>
     </w:p>
     <w:p>
@@ -2782,15 +2742,7 @@
         <w:t xml:space="preserve">19. </w:t>
       </w:r>
       <w:r>
-        <w:t xml:space="preserve">Emanet, M.; Sen, O.; Çulha, M. Evaluation of biocompatibility and cellular interaction of boron nitride nanoparticles on mammalian cells. Nanotechnology 2015, 26 (39), 395101. </w:t>
-      </w:r>
-      <w:r>
-        <w:rPr>
-          <w:i/>
-          <w:color w:val="00695C"/>
-          <w:sz w:val="18"/>
-        </w:rPr>
-        <w:t>doi:10.1088/0957-4484/26/39/395101</w:t>
+        <w:t xml:space="preserve">Nasrollahi, F.; Koh, Y. R.; Chen, P.; Varshney, S.; Webster, T. J. 2D Graphitic Carbon Nitride (g-C3N4) as a Promising Nanoplatform for Drug Delivery, Bioimaging, and Cancer Therapy. Adv. Healthcare Mater. 2020, 9 (19), 2000731. </w:t>
       </w:r>
     </w:p>
     <w:p>
@@ -2805,15 +2757,7 @@
         <w:t xml:space="preserve">20. </w:t>
       </w:r>
       <w:r>
-        <w:t xml:space="preserve">Singh, B.; Sharma, R.; Kumar, P. Boron nitride nanocages as efficient carriers for fluorouracil and gemcitabine: A theoretical investigation. J. Mol. Liq. 2020, 318, 114032. </w:t>
-      </w:r>
-      <w:r>
-        <w:rPr>
-          <w:i/>
-          <w:color w:val="00695C"/>
-          <w:sz w:val="18"/>
-        </w:rPr>
-        <w:t>doi:10.1016/j.molliq.2020.114032</w:t>
+        <w:t xml:space="preserve">Talari, M.; Farhadi, S. Computational exploration of 2D carbon nitride nanosheets for targeted loading and pH-responsive release of antineoplastic agents. J. Mol. Liq. 2021, 338, 116740. </w:t>
       </w:r>
     </w:p>
     <w:p>
@@ -2828,7 +2772,352 @@
         <w:t xml:space="preserve">21. </w:t>
       </w:r>
       <w:r>
-        <w:t xml:space="preserve">Parr, R. G.; Szentpály, L. v.; Liu, S. Electrophilicity index. J. Am. Chem. Soc. 1999, 121 (9), 1922–1924. </w:t>
+        <w:t xml:space="preserve">Bannwarth, C.; Ehlert, S.; Grimme, S. GFN2-xTB─An Accurate and Broadly Parametrized Self-Consistent Tight-Binding Quantum Chemical Method with Multipole Electrostatics and Density-Dependent Dispersion Contributions. Journal of Chemical Theory and Computation 2019, 15 (3), 1652-1671. </w:t>
+      </w:r>
+      <w:r>
+        <w:rPr>
+          <w:i/>
+          <w:color w:val="00695C"/>
+          <w:sz w:val="18"/>
+        </w:rPr>
+        <w:t>doi:10.1021/acs.jctc.8b01176</w:t>
+      </w:r>
+    </w:p>
+    <w:p>
+      <w:pPr>
+        <w:spacing w:after="60"/>
+        <w:ind w:left="576"/>
+      </w:pPr>
+      <w:r>
+        <w:rPr>
+          <w:b/>
+        </w:rPr>
+        <w:t xml:space="preserve">22. </w:t>
+      </w:r>
+      <w:r>
+        <w:t xml:space="preserve">Grimme, S.; Bannwarth, C.; Shushkov, P. A Robust and Accurate Tight-Binding Quantum Chemical Method for Structures, Vibrational Frequencies, and Noncovalent Interactions of Large Molecular Systems Parametrized for All spd-Block Elements ( Z = 1–86). Journal of Chemical Theory and Computation 2017, 13 (5), 1989-2009. </w:t>
+      </w:r>
+      <w:r>
+        <w:rPr>
+          <w:i/>
+          <w:color w:val="00695C"/>
+          <w:sz w:val="18"/>
+        </w:rPr>
+        <w:t>doi:10.1021/acs.jctc.7b00118</w:t>
+      </w:r>
+    </w:p>
+    <w:p>
+      <w:pPr>
+        <w:spacing w:after="60"/>
+        <w:ind w:left="576"/>
+      </w:pPr>
+      <w:r>
+        <w:rPr>
+          <w:b/>
+        </w:rPr>
+        <w:t xml:space="preserve">23. </w:t>
+      </w:r>
+      <w:r>
+        <w:t xml:space="preserve">Caldeweyher, E.; Ehlert, S.; Hansen, A.; Neugebauer, H.; Spicher, S.; Bannwarth, C.; Grimme, S. A generally applicable atomic-charge dependent London dispersion correction. The Journal of Chemical Physics 2019, 150 (15). </w:t>
+      </w:r>
+      <w:r>
+        <w:rPr>
+          <w:i/>
+          <w:color w:val="00695C"/>
+          <w:sz w:val="18"/>
+        </w:rPr>
+        <w:t>doi:10.1063/1.5090222</w:t>
+      </w:r>
+    </w:p>
+    <w:p>
+      <w:pPr>
+        <w:spacing w:after="60"/>
+        <w:ind w:left="576"/>
+      </w:pPr>
+      <w:r>
+        <w:rPr>
+          <w:b/>
+        </w:rPr>
+        <w:t xml:space="preserve">24. </w:t>
+      </w:r>
+      <w:r>
+        <w:t xml:space="preserve">Grimme, S.; Antony, J.; Ehrlich, S.; Krieg, H. A consistent and accurate ab initio parametrization of density functional dispersion correction (DFT-D) for the 94 elements H-Pu. The Journal of Chemical Physics 2010, 132 (15). </w:t>
+      </w:r>
+      <w:r>
+        <w:rPr>
+          <w:i/>
+          <w:color w:val="00695C"/>
+          <w:sz w:val="18"/>
+        </w:rPr>
+        <w:t>doi:10.1063/1.3382344</w:t>
+      </w:r>
+    </w:p>
+    <w:p>
+      <w:pPr>
+        <w:spacing w:after="60"/>
+        <w:ind w:left="576"/>
+      </w:pPr>
+      <w:r>
+        <w:rPr>
+          <w:b/>
+        </w:rPr>
+        <w:t xml:space="preserve">25. </w:t>
+      </w:r>
+      <w:r>
+        <w:t xml:space="preserve">Spicher, S.; Grimme, S. Robust Atomistic Modeling of Materials, Organometallic, and Biochemical Systems. Angewandte Chemie International Edition 2020, 59 (36), 15665-15673. </w:t>
+      </w:r>
+      <w:r>
+        <w:rPr>
+          <w:i/>
+          <w:color w:val="00695C"/>
+          <w:sz w:val="18"/>
+        </w:rPr>
+        <w:t>doi:10.1002/anie.202004239</w:t>
+      </w:r>
+    </w:p>
+    <w:p>
+      <w:pPr>
+        <w:spacing w:after="60"/>
+        <w:ind w:left="576"/>
+      </w:pPr>
+      <w:r>
+        <w:rPr>
+          <w:b/>
+        </w:rPr>
+        <w:t xml:space="preserve">26. </w:t>
+      </w:r>
+      <w:r>
+        <w:t xml:space="preserve">Kessler, F. K.; Zheng, Y.; Schwarz, D.; Merschjann, C.; Schnick, W.; Wang, X.; Bojdys, M. J. Functional carbon nitride materials — design strategies for electrochemical devices. Nature Reviews Materials 2017, 2 (6). </w:t>
+      </w:r>
+      <w:r>
+        <w:rPr>
+          <w:i/>
+          <w:color w:val="00695C"/>
+          <w:sz w:val="18"/>
+        </w:rPr>
+        <w:t>doi:10.1038/natrevmats.2017.30</w:t>
+      </w:r>
+    </w:p>
+    <w:p>
+      <w:pPr>
+        <w:spacing w:after="60"/>
+        <w:ind w:left="576"/>
+      </w:pPr>
+      <w:r>
+        <w:rPr>
+          <w:b/>
+        </w:rPr>
+        <w:t xml:space="preserve">27. </w:t>
+      </w:r>
+      <w:r>
+        <w:t xml:space="preserve">Thomas, A.; Fischer, A.; Goettmann, F.; Antonietti, M.; Müller, J. O.; Schlögl, R.; Carlsson, J. M. Graphitic carbon nitride materials: variation of structure and morphology and their use as metal-free catalysts. Journal of Materials Chemistry 2008, 18 (41), 4893. </w:t>
+      </w:r>
+      <w:r>
+        <w:rPr>
+          <w:i/>
+          <w:color w:val="00695C"/>
+          <w:sz w:val="18"/>
+        </w:rPr>
+        <w:t>doi:10.1039/b800274f</w:t>
+      </w:r>
+    </w:p>
+    <w:p>
+      <w:pPr>
+        <w:spacing w:after="60"/>
+        <w:ind w:left="576"/>
+      </w:pPr>
+      <w:r>
+        <w:rPr>
+          <w:b/>
+        </w:rPr>
+        <w:t xml:space="preserve">28. </w:t>
+      </w:r>
+      <w:r>
+        <w:t xml:space="preserve">Geerlings, P.; De Proft, F.; Langenaeker, W. Conceptual Density Functional Theory. Chemical Reviews 2003, 103 (5), 1793-1874. </w:t>
+      </w:r>
+      <w:r>
+        <w:rPr>
+          <w:i/>
+          <w:color w:val="00695C"/>
+          <w:sz w:val="18"/>
+        </w:rPr>
+        <w:t>doi:10.1021/cr990029p</w:t>
+      </w:r>
+    </w:p>
+    <w:p>
+      <w:pPr>
+        <w:spacing w:after="60"/>
+        <w:ind w:left="576"/>
+      </w:pPr>
+      <w:r>
+        <w:rPr>
+          <w:b/>
+        </w:rPr>
+        <w:t xml:space="preserve">29. </w:t>
+      </w:r>
+      <w:r>
+        <w:t xml:space="preserve">Trott, O.; Olson, A. J. AutoDock Vina: Improving the speed and accuracy of docking with a new scoring function, efficient optimization, and multithreading. Journal of Computational Chemistry 2009, 31 (2), 455-461. </w:t>
+      </w:r>
+      <w:r>
+        <w:rPr>
+          <w:i/>
+          <w:color w:val="00695C"/>
+          <w:sz w:val="18"/>
+        </w:rPr>
+        <w:t>doi:10.1002/jcc.21334</w:t>
+      </w:r>
+    </w:p>
+    <w:p>
+      <w:pPr>
+        <w:spacing w:after="60"/>
+        <w:ind w:left="576"/>
+      </w:pPr>
+      <w:r>
+        <w:rPr>
+          <w:b/>
+        </w:rPr>
+        <w:t xml:space="preserve">30. </w:t>
+      </w:r>
+      <w:r>
+        <w:t xml:space="preserve">Eberhardt, J.; Santos-Martins, D.; Tillack, A. F.; Forli, S. AutoDock Vina 1.2.0: New Docking Methods, Expanded Force Field, and Python Bindings. Journal of Chemical Information and Modeling 2021, 61 (8), 3891-3898. </w:t>
+      </w:r>
+      <w:r>
+        <w:rPr>
+          <w:i/>
+          <w:color w:val="00695C"/>
+          <w:sz w:val="18"/>
+        </w:rPr>
+        <w:t>doi:10.1021/acs.jcim.1c00203</w:t>
+      </w:r>
+    </w:p>
+    <w:p>
+      <w:pPr>
+        <w:spacing w:after="60"/>
+        <w:ind w:left="576"/>
+      </w:pPr>
+      <w:r>
+        <w:rPr>
+          <w:b/>
+        </w:rPr>
+        <w:t xml:space="preserve">31. </w:t>
+      </w:r>
+      <w:r>
+        <w:t xml:space="preserve">Berman, H. M. The Protein Data Bank. Nucleic Acids Research 2000, 28 (1), 235-242. </w:t>
+      </w:r>
+      <w:r>
+        <w:rPr>
+          <w:i/>
+          <w:color w:val="00695C"/>
+          <w:sz w:val="18"/>
+        </w:rPr>
+        <w:t>doi:10.1093/nar/28.1.235</w:t>
+      </w:r>
+    </w:p>
+    <w:p>
+      <w:pPr>
+        <w:spacing w:after="60"/>
+        <w:ind w:left="576"/>
+      </w:pPr>
+      <w:r>
+        <w:rPr>
+          <w:b/>
+        </w:rPr>
+        <w:t xml:space="preserve">32. </w:t>
+      </w:r>
+      <w:r>
+        <w:t xml:space="preserve">Landrum, G. RDKit: Open-Source Cheminformatics Software; GitHub: 2021. https://www.rdkit.org. </w:t>
+      </w:r>
+      <w:r>
+        <w:rPr>
+          <w:i/>
+          <w:color w:val="00695C"/>
+          <w:sz w:val="18"/>
+        </w:rPr>
+        <w:t>doi:10.5281/zenodo.5086055</w:t>
+      </w:r>
+    </w:p>
+    <w:p>
+      <w:pPr>
+        <w:spacing w:after="60"/>
+        <w:ind w:left="576"/>
+      </w:pPr>
+      <w:r>
+        <w:rPr>
+          <w:b/>
+        </w:rPr>
+        <w:t xml:space="preserve">33. </w:t>
+      </w:r>
+      <w:r>
+        <w:t xml:space="preserve">Kim, S.; Chen, J.; Cheng, T.; Gindulyte, A.; He, J.; He, S.; Li, Q.; Shoemaker, B. A.; Thiessen, P. A.; Yu, B.; et al. PubChem in 2021: new data content and improved web interfaces. Nucleic Acids Research 2020, 49 (D1), D1388-D1395. </w:t>
+      </w:r>
+      <w:r>
+        <w:rPr>
+          <w:i/>
+          <w:color w:val="00695C"/>
+          <w:sz w:val="18"/>
+        </w:rPr>
+        <w:t>doi:10.1093/nar/gkaa971</w:t>
+      </w:r>
+    </w:p>
+    <w:p>
+      <w:pPr>
+        <w:spacing w:after="60"/>
+        <w:ind w:left="576"/>
+      </w:pPr>
+      <w:r>
+        <w:rPr>
+          <w:b/>
+        </w:rPr>
+        <w:t xml:space="preserve">34. </w:t>
+      </w:r>
+      <w:r>
+        <w:t xml:space="preserve">Kitchen, D. B.; Decornez, H.; Furr, J. R.; Bajorath, J. Docking and scoring in virtual screening for drug discovery: methods and applications. Nature Reviews Drug Discovery 2004, 3 (11), 935-949. </w:t>
+      </w:r>
+      <w:r>
+        <w:rPr>
+          <w:i/>
+          <w:color w:val="00695C"/>
+          <w:sz w:val="18"/>
+        </w:rPr>
+        <w:t>doi:10.1038/nrd1549</w:t>
+      </w:r>
+    </w:p>
+    <w:p>
+      <w:pPr>
+        <w:spacing w:after="60"/>
+        <w:ind w:left="576"/>
+      </w:pPr>
+      <w:r>
+        <w:rPr>
+          <w:b/>
+        </w:rPr>
+        <w:t xml:space="preserve">35. </w:t>
+      </w:r>
+      <w:r>
+        <w:t xml:space="preserve">Parr, R. G.; Yang, W. Density-Functional Theory of Atoms and Molecules; Oxford University Press: New York, 1989. </w:t>
+      </w:r>
+      <w:r>
+        <w:rPr>
+          <w:i/>
+          <w:color w:val="00695C"/>
+          <w:sz w:val="18"/>
+        </w:rPr>
+        <w:t>doi:10.1093/oso/9780195092769.001.0001</w:t>
+      </w:r>
+    </w:p>
+    <w:p>
+      <w:pPr>
+        <w:spacing w:after="60"/>
+        <w:ind w:left="576"/>
+      </w:pPr>
+      <w:r>
+        <w:rPr>
+          <w:b/>
+        </w:rPr>
+        <w:t xml:space="preserve">36. </w:t>
+      </w:r>
+      <w:r>
+        <w:t xml:space="preserve">Parr, R. G.; Szentpály, L. v.; Liu, S. Electrophilicity Index. Journal of the American Chemical Society 1999, 121 (9), 1922-1924. </w:t>
       </w:r>
       <w:r>
         <w:rPr>
@@ -2848,10 +3137,10 @@
         <w:rPr>
           <w:b/>
         </w:rPr>
-        <w:t xml:space="preserve">22. </w:t>
+        <w:t xml:space="preserve">37. </w:t>
       </w:r>
       <w:r>
-        <w:t xml:space="preserve">Chattaraj, P. K.; Giri, S. Electrophilicity index: applications in chemistry, biology, and materials science. Annu. Rep. Prog. Chem., Sect. C: Phys. Chem. 2009, 105, 13–39. </w:t>
+        <w:t xml:space="preserve">Chattaraj, P. K.; Maiti, B.; Sarkar, U. Philicity: A Unified Treatment of Chemical Reactivity and Selectivity. The Journal of Physical Chemistry A 2003, 107 (25), 4973-4975. </w:t>
       </w:r>
       <w:r>
         <w:rPr>
@@ -2859,352 +3148,7 @@
           <w:color w:val="00695C"/>
           <w:sz w:val="18"/>
         </w:rPr>
-        <w:t>doi:10.1039/B802832J</w:t>
-      </w:r>
-    </w:p>
-    <w:p>
-      <w:pPr>
-        <w:spacing w:after="60"/>
-        <w:ind w:left="576"/>
-      </w:pPr>
-      <w:r>
-        <w:rPr>
-          <w:b/>
-        </w:rPr>
-        <w:t xml:space="preserve">23. </w:t>
-      </w:r>
-      <w:r>
-        <w:t xml:space="preserve">Geerlings, P.; De Proft, F.; Langenaeker, W. Conceptual density functional theory. Chem. Rev. 2003, 103 (5), 1793–1874. </w:t>
-      </w:r>
-      <w:r>
-        <w:rPr>
-          <w:i/>
-          <w:color w:val="00695C"/>
-          <w:sz w:val="18"/>
-        </w:rPr>
-        <w:t>doi:10.1021/cr990029p</w:t>
-      </w:r>
-    </w:p>
-    <w:p>
-      <w:pPr>
-        <w:spacing w:after="60"/>
-        <w:ind w:left="576"/>
-      </w:pPr>
-      <w:r>
-        <w:rPr>
-          <w:b/>
-        </w:rPr>
-        <w:t xml:space="preserve">24. </w:t>
-      </w:r>
-      <w:r>
-        <w:t xml:space="preserve">Pearson, R. G. Absolute electronegativity and hardness: application to inorganic and organic chemistry. Inorg. Chem. 1988, 27 (4), 734–740. </w:t>
-      </w:r>
-      <w:r>
-        <w:rPr>
-          <w:i/>
-          <w:color w:val="00695C"/>
-          <w:sz w:val="18"/>
-        </w:rPr>
-        <w:t>doi:10.1021/ic00277a030</w:t>
-      </w:r>
-    </w:p>
-    <w:p>
-      <w:pPr>
-        <w:spacing w:after="60"/>
-        <w:ind w:left="576"/>
-      </w:pPr>
-      <w:r>
-        <w:rPr>
-          <w:b/>
-        </w:rPr>
-        <w:t xml:space="preserve">25. </w:t>
-      </w:r>
-      <w:r>
-        <w:t xml:space="preserve">Hourahine, B.; Aradi, B.; Blum, V.; Bonafé, F.; Buccheri, A.; Camacho, C.; Cevallos, C.; Deshaye, M. Y.; Dumitrică, T.; Dominguez, H. et al. DFTB+, a software package for efficient approximate density functional theory based atomistic simulations. J. Chem. Phys. 2020, 152 (12), 124101. </w:t>
-      </w:r>
-      <w:r>
-        <w:rPr>
-          <w:i/>
-          <w:color w:val="00695C"/>
-          <w:sz w:val="18"/>
-        </w:rPr>
-        <w:t>doi:10.1063/1.5143190</w:t>
-      </w:r>
-    </w:p>
-    <w:p>
-      <w:pPr>
-        <w:spacing w:after="60"/>
-        <w:ind w:left="576"/>
-      </w:pPr>
-      <w:r>
-        <w:rPr>
-          <w:b/>
-        </w:rPr>
-        <w:t xml:space="preserve">26. </w:t>
-      </w:r>
-      <w:r>
-        <w:t xml:space="preserve">Gaus, M.; Cui, Q.; Elstner, M. DFTB3: Extension of the self-consistent-charge density-functional tight-binding method (SCC-DFTB). J. Chem. Theory Comput. 2011, 7 (4), 931–948. </w:t>
-      </w:r>
-      <w:r>
-        <w:rPr>
-          <w:i/>
-          <w:color w:val="00695C"/>
-          <w:sz w:val="18"/>
-        </w:rPr>
-        <w:t>doi:10.1021/ct100684s</w:t>
-      </w:r>
-    </w:p>
-    <w:p>
-      <w:pPr>
-        <w:spacing w:after="60"/>
-        <w:ind w:left="576"/>
-      </w:pPr>
-      <w:r>
-        <w:rPr>
-          <w:b/>
-        </w:rPr>
-        <w:t xml:space="preserve">27. </w:t>
-      </w:r>
-      <w:r>
-        <w:t xml:space="preserve">Grimme, S.; Bannwarth, C.; Shushkov, P. A robust and accurate tight-binding quantum chemical method for structures, vibrational frequencies, and noncovalent interactions of large molecular systems. J. Chem. Theory Comput. 2019, 13 (5), 1989–2009. </w:t>
-      </w:r>
-      <w:r>
-        <w:rPr>
-          <w:i/>
-          <w:color w:val="00695C"/>
-          <w:sz w:val="18"/>
-        </w:rPr>
-        <w:t>doi:10.1021/acs.jctc.7b00118</w:t>
-      </w:r>
-    </w:p>
-    <w:p>
-      <w:pPr>
-        <w:spacing w:after="60"/>
-        <w:ind w:left="576"/>
-      </w:pPr>
-      <w:r>
-        <w:rPr>
-          <w:b/>
-        </w:rPr>
-        <w:t xml:space="preserve">28. </w:t>
-      </w:r>
-      <w:r>
-        <w:t xml:space="preserve">Koopmans, T. Über die Zuordnung von Wellenfunktionen und Eigenwerten zu den einzelnen Elektronen eines Atoms. Physica 1934, 1 (1-6), 104–113. </w:t>
-      </w:r>
-      <w:r>
-        <w:rPr>
-          <w:i/>
-          <w:color w:val="00695C"/>
-          <w:sz w:val="18"/>
-        </w:rPr>
-        <w:t>doi:10.1016/S0031-8914(34)90011-2</w:t>
-      </w:r>
-    </w:p>
-    <w:p>
-      <w:pPr>
-        <w:spacing w:after="60"/>
-        <w:ind w:left="576"/>
-      </w:pPr>
-      <w:r>
-        <w:rPr>
-          <w:b/>
-        </w:rPr>
-        <w:t xml:space="preserve">29. </w:t>
-      </w:r>
-      <w:r>
-        <w:t xml:space="preserve">Boys, S. F.; Bernardi, F. The calculation of small molecular interactions by the differences of separate total energies. Some procedures with reduced errors. Mol. Phys. 1970, 19 (4), 553–566. </w:t>
-      </w:r>
-      <w:r>
-        <w:rPr>
-          <w:i/>
-          <w:color w:val="00695C"/>
-          <w:sz w:val="18"/>
-        </w:rPr>
-        <w:t>doi:10.1080/00268977000101561</w:t>
-      </w:r>
-    </w:p>
-    <w:p>
-      <w:pPr>
-        <w:spacing w:after="60"/>
-        <w:ind w:left="576"/>
-      </w:pPr>
-      <w:r>
-        <w:rPr>
-          <w:b/>
-        </w:rPr>
-        <w:t xml:space="preserve">30. </w:t>
-      </w:r>
-      <w:r>
-        <w:t xml:space="preserve">Miralrio, A.; Medina, D. I. Quantum chemical descriptors in QSAR/QSPR modeling: Applications and perspectives. Molecules 2020, 25 (19), 4474. </w:t>
-      </w:r>
-      <w:r>
-        <w:rPr>
-          <w:i/>
-          <w:color w:val="00695C"/>
-          <w:sz w:val="18"/>
-        </w:rPr>
-        <w:t>doi:10.3390/molecules25194474</w:t>
-      </w:r>
-    </w:p>
-    <w:p>
-      <w:pPr>
-        <w:spacing w:after="60"/>
-        <w:ind w:left="576"/>
-      </w:pPr>
-      <w:r>
-        <w:rPr>
-          <w:b/>
-        </w:rPr>
-        <w:t xml:space="preserve">31. </w:t>
-      </w:r>
-      <w:r>
-        <w:t xml:space="preserve">Trott, O.; Olson, A. J. AutoDock Vina: improving the speed and accuracy of docking with a new scoring function, efficient optimization, and multithreading. J. Comput. Chem. 2010, 31 (2), 455–461. </w:t>
-      </w:r>
-      <w:r>
-        <w:rPr>
-          <w:i/>
-          <w:color w:val="00695C"/>
-          <w:sz w:val="18"/>
-        </w:rPr>
-        <w:t>doi:10.1002/jcc.21334</w:t>
-      </w:r>
-    </w:p>
-    <w:p>
-      <w:pPr>
-        <w:spacing w:after="60"/>
-        <w:ind w:left="576"/>
-      </w:pPr>
-      <w:r>
-        <w:rPr>
-          <w:b/>
-        </w:rPr>
-        <w:t xml:space="preserve">32. </w:t>
-      </w:r>
-      <w:r>
-        <w:t xml:space="preserve">Eberhardt, J.; Santos-Martins, D.; Tillack, A. F.; Forli, S. AutoDock Vina 1.2.0: New docking methods, expanded force field, and python bindings. J. Chem. Inf. Model. 2021, 61 (8), 3891–3898. </w:t>
-      </w:r>
-      <w:r>
-        <w:rPr>
-          <w:i/>
-          <w:color w:val="00695C"/>
-          <w:sz w:val="18"/>
-        </w:rPr>
-        <w:t>doi:10.1021/acs.jcim.1c00203</w:t>
-      </w:r>
-    </w:p>
-    <w:p>
-      <w:pPr>
-        <w:spacing w:after="60"/>
-        <w:ind w:left="576"/>
-      </w:pPr>
-      <w:r>
-        <w:rPr>
-          <w:b/>
-        </w:rPr>
-        <w:t xml:space="preserve">33. </w:t>
-      </w:r>
-      <w:r>
-        <w:t xml:space="preserve">Papeo, G.; Posteri, H.; Borghi, D.; Busel, A. A.; Caprera, F.; Casale, E.; Ciomei, M.; Cirla, A.; Corti, L.; D'Anello, M. et al. Discovery of 2-[4-(trifluoromethyl)phenyl]-7,8-dihydro-5H-thiopyrano[4,3-d]pyrimidin-4-ol (NMS-P118): a potent, orally available, and highly selective PARP-1 inhibitor. J. Med. Chem. 2014, 57 (16), 6993–7005. </w:t>
-      </w:r>
-      <w:r>
-        <w:rPr>
-          <w:i/>
-          <w:color w:val="00695C"/>
-          <w:sz w:val="18"/>
-        </w:rPr>
-        <w:t>doi:10.1021/jm5006456</w:t>
-      </w:r>
-    </w:p>
-    <w:p>
-      <w:pPr>
-        <w:spacing w:after="60"/>
-        <w:ind w:left="576"/>
-      </w:pPr>
-      <w:r>
-        <w:rPr>
-          <w:b/>
-        </w:rPr>
-        <w:t xml:space="preserve">34. </w:t>
-      </w:r>
-      <w:r>
-        <w:t xml:space="preserve">Riniker, S.; Landrum, G. A. Better informed distance geometry: using knowledge to improve conformer generation in RDKit. J. Chem. Inf. Model. 2015, 55 (12), 2562–2574. </w:t>
-      </w:r>
-      <w:r>
-        <w:rPr>
-          <w:i/>
-          <w:color w:val="00695C"/>
-          <w:sz w:val="18"/>
-        </w:rPr>
-        <w:t>doi:10.1021/acs.jcim.5b00424</w:t>
-      </w:r>
-    </w:p>
-    <w:p>
-      <w:pPr>
-        <w:spacing w:after="60"/>
-        <w:ind w:left="576"/>
-      </w:pPr>
-      <w:r>
-        <w:rPr>
-          <w:b/>
-        </w:rPr>
-        <w:t xml:space="preserve">35. </w:t>
-      </w:r>
-      <w:r>
-        <w:t xml:space="preserve">Landrum, G. et al. RDKit: Open-source cheminformatics toolkit. Version 2023.09.1, http://www.rdkit.org (accessed August 2026). </w:t>
-      </w:r>
-      <w:r>
-        <w:rPr>
-          <w:i/>
-          <w:color w:val="00695C"/>
-          <w:sz w:val="18"/>
-        </w:rPr>
-        <w:t>doi:10.5281/zenodo.597034</w:t>
-      </w:r>
-    </w:p>
-    <w:p>
-      <w:pPr>
-        <w:spacing w:after="60"/>
-        <w:ind w:left="576"/>
-      </w:pPr>
-      <w:r>
-        <w:rPr>
-          <w:b/>
-        </w:rPr>
-        <w:t xml:space="preserve">36. </w:t>
-      </w:r>
-      <w:r>
-        <w:t xml:space="preserve">Berman, H. M.; Westbrook, J.; Feng, Z.; Gilliland, G.; Bhat, T. N.; Weissig, H.; Shindyalov, I. N.; Bourne, P. E. The Protein Data Bank. Nucleic Acids Res. 2000, 28 (1), 235–242. </w:t>
-      </w:r>
-      <w:r>
-        <w:rPr>
-          <w:i/>
-          <w:color w:val="00695C"/>
-          <w:sz w:val="18"/>
-        </w:rPr>
-        <w:t>doi:10.1093/nar/28.1.235</w:t>
-      </w:r>
-    </w:p>
-    <w:p>
-      <w:pPr>
-        <w:spacing w:after="60"/>
-        <w:ind w:left="576"/>
-      </w:pPr>
-      <w:r>
-        <w:rPr>
-          <w:b/>
-        </w:rPr>
-        <w:t xml:space="preserve">37. </w:t>
-      </w:r>
-      <w:r>
-        <w:t xml:space="preserve">Delaney, J. S. ESOL: Estimating aqueous solubility directly from molecular structure. J. Chem. Inf. Comput. Sci. 2004, 44 (3), 1000–1005. </w:t>
-      </w:r>
-      <w:r>
-        <w:rPr>
-          <w:i/>
-          <w:color w:val="00695C"/>
-          <w:sz w:val="18"/>
-        </w:rPr>
-        <w:t>doi:10.1021/ci034243x</w:t>
+        <w:t>doi:10.1021/jp034707u</w:t>
       </w:r>
     </w:p>
     <w:p>
@@ -3219,99 +3163,7 @@
         <w:t xml:space="preserve">38. </w:t>
       </w:r>
       <w:r>
-        <w:t xml:space="preserve">Wishart, D. S.; Feunang, Y. D.; Guo, A. C.; Lo, E. J.; Marcu, A.; Grant, J. R.; Sajed, T.; Johnson, D.; Li, C.; Sayeeda, Z. et al. DrugBank 5.0: a major update to the DrugBank database for 2018. Nucleic Acids Res. 2018, 46 (D1), D1074–D1082. </w:t>
-      </w:r>
-      <w:r>
-        <w:rPr>
-          <w:i/>
-          <w:color w:val="00695C"/>
-          <w:sz w:val="18"/>
-        </w:rPr>
-        <w:t>doi:10.1093/nar/gkx1037</w:t>
-      </w:r>
-    </w:p>
-    <w:p>
-      <w:pPr>
-        <w:spacing w:after="60"/>
-        <w:ind w:left="576"/>
-      </w:pPr>
-      <w:r>
-        <w:rPr>
-          <w:b/>
-        </w:rPr>
-        <w:t xml:space="preserve">39. </w:t>
-      </w:r>
-      <w:r>
-        <w:t xml:space="preserve">Lundberg, S. M.; Lee, S.-I. A unified approach to interpreting model predictions. In Advances in Neural Information Processing Systems (NeurIPS 2017); Guyon, I. et al., Eds.; Curran Associates, Inc.: Red Hook, NY, 2017; Vol. 30, pp 4765–4774. </w:t>
-      </w:r>
-      <w:r>
-        <w:rPr>
-          <w:i/>
-          <w:color w:val="00695C"/>
-          <w:sz w:val="18"/>
-        </w:rPr>
-        <w:t>doi:10.48550/arXiv.1705.07874</w:t>
-      </w:r>
-    </w:p>
-    <w:p>
-      <w:pPr>
-        <w:spacing w:after="60"/>
-        <w:ind w:left="576"/>
-      </w:pPr>
-      <w:r>
-        <w:rPr>
-          <w:b/>
-        </w:rPr>
-        <w:t xml:space="preserve">40. </w:t>
-      </w:r>
-      <w:r>
-        <w:t xml:space="preserve">Chen, T.; Guestrin, C. XGBoost: A scalable tree boosting system. In Proceedings of the 22nd ACM SIGKDD International Conference on Knowledge Discovery and Data Mining; ACM: New York, NY, 2016; pp 785–794. </w:t>
-      </w:r>
-      <w:r>
-        <w:rPr>
-          <w:i/>
-          <w:color w:val="00695C"/>
-          <w:sz w:val="18"/>
-        </w:rPr>
-        <w:t>doi:10.1145/2939672.2939785</w:t>
-      </w:r>
-    </w:p>
-    <w:p>
-      <w:pPr>
-        <w:spacing w:after="60"/>
-        <w:ind w:left="576"/>
-      </w:pPr>
-      <w:r>
-        <w:rPr>
-          <w:b/>
-        </w:rPr>
-        <w:t xml:space="preserve">41. </w:t>
-      </w:r>
-      <w:r>
-        <w:t xml:space="preserve">Geurts, P.; Ernst, D.; Wehenkel, L. Extremely randomized trees. Mach. Learn. 2006, 63 (1), 3–42. </w:t>
-      </w:r>
-      <w:r>
-        <w:rPr>
-          <w:i/>
-          <w:color w:val="00695C"/>
-          <w:sz w:val="18"/>
-        </w:rPr>
-        <w:t>doi:10.1007/s10994-006-6226-1</w:t>
-      </w:r>
-    </w:p>
-    <w:p>
-      <w:pPr>
-        <w:spacing w:after="60"/>
-        <w:ind w:left="576"/>
-      </w:pPr>
-      <w:r>
-        <w:rPr>
-          <w:b/>
-        </w:rPr>
-        <w:t xml:space="preserve">42. </w:t>
-      </w:r>
-      <w:r>
-        <w:t xml:space="preserve">OECD. Guidance Document on the Validation of (Quantitative) Structure-Activity Relationship [(Q)SAR] Models. OECD Series on Testing and Assessment, No. 69; OECD Publishing: Paris, France, 2007. </w:t>
+        <w:t xml:space="preserve">OECD. Guidance Document on the Validation of (Quantitative) Structure-Activity Relationship [(Q)SAR] Models; OECD Environment Health and Safety Publications, Series on Testing and Assessment, No. 69; OECD Publishing: Paris, 2007. </w:t>
       </w:r>
       <w:r>
         <w:rPr>
@@ -3331,10 +3183,10 @@
         <w:rPr>
           <w:b/>
         </w:rPr>
-        <w:t xml:space="preserve">43. </w:t>
+        <w:t xml:space="preserve">39. </w:t>
       </w:r>
       <w:r>
-        <w:t xml:space="preserve">Gramatica, P. Principles of QSAR models validation: internal and external. QSAR Comb. Sci. 2007, 26 (5), 694–701. </w:t>
+        <w:t xml:space="preserve">Gramatica, P. Principles of QSAR models validation: internal and external. QSAR &amp; Combinatorial Science 2007, 26 (5), 694-701. </w:t>
       </w:r>
       <w:r>
         <w:rPr>
@@ -3354,10 +3206,10 @@
         <w:rPr>
           <w:b/>
         </w:rPr>
-        <w:t xml:space="preserve">44. </w:t>
+        <w:t xml:space="preserve">40. </w:t>
       </w:r>
       <w:r>
-        <w:t xml:space="preserve">Rodríguez-Pérez, R.; Bajorath, J. Interpretation of machine learning models using shapley additive explanations (SHAP) in chemistry and drug discovery. J. Med. Chem. 2020, 63 (16), 8677–8688. </w:t>
+        <w:t xml:space="preserve">Tropsha, A. Best Practices for QSAR Model Development, Validation, and Exploitation. Molecular Informatics 2010, 29 (6-7), 476-488. </w:t>
       </w:r>
       <w:r>
         <w:rPr>
@@ -3365,7 +3217,99 @@
           <w:color w:val="00695C"/>
           <w:sz w:val="18"/>
         </w:rPr>
-        <w:t>doi:10.1021/acs.jmedchem.9b01101</w:t>
+        <w:t>doi:10.1002/minf.201000061</w:t>
+      </w:r>
+    </w:p>
+    <w:p>
+      <w:pPr>
+        <w:spacing w:after="60"/>
+        <w:ind w:left="576"/>
+      </w:pPr>
+      <w:r>
+        <w:rPr>
+          <w:b/>
+        </w:rPr>
+        <w:t xml:space="preserve">41. </w:t>
+      </w:r>
+      <w:r>
+        <w:t xml:space="preserve">Williams, D. A. Generalized Linear Model Diagnostics Using the Deviance and Single Case Deletions. Applied Statistics 1987, 36 (2), 181. </w:t>
+      </w:r>
+      <w:r>
+        <w:rPr>
+          <w:i/>
+          <w:color w:val="00695C"/>
+          <w:sz w:val="18"/>
+        </w:rPr>
+        <w:t>doi:10.2307/2347550</w:t>
+      </w:r>
+    </w:p>
+    <w:p>
+      <w:pPr>
+        <w:spacing w:after="60"/>
+        <w:ind w:left="576"/>
+      </w:pPr>
+      <w:r>
+        <w:rPr>
+          <w:b/>
+        </w:rPr>
+        <w:t xml:space="preserve">42. </w:t>
+      </w:r>
+      <w:r>
+        <w:t xml:space="preserve">Cherkasov, A.; Muratov, E. N.; Fourches, D.; Varnek, A.; Baskin, I. I.; Cronin, M.; Dearden, J.; Gramatica, P.; Martin, Y. C.; Todeschini, R.; et al. QSAR Modeling: Where Have You Been? Where Are You Going To?. Journal of Medicinal Chemistry 2014, 57 (12), 4977-5010. </w:t>
+      </w:r>
+      <w:r>
+        <w:rPr>
+          <w:i/>
+          <w:color w:val="00695C"/>
+          <w:sz w:val="18"/>
+        </w:rPr>
+        <w:t>doi:10.1021/jm4004285</w:t>
+      </w:r>
+    </w:p>
+    <w:p>
+      <w:pPr>
+        <w:spacing w:after="60"/>
+        <w:ind w:left="576"/>
+      </w:pPr>
+      <w:r>
+        <w:rPr>
+          <w:b/>
+        </w:rPr>
+        <w:t xml:space="preserve">43. </w:t>
+      </w:r>
+      <w:r>
+        <w:t xml:space="preserve">Rücker, C.; Rücker, G.; Meringer, M. y-Randomization and Its Variants in QSPR/QSAR. Journal of Chemical Information and Modeling 2007, 47 (6), 2345-2357. </w:t>
+      </w:r>
+      <w:r>
+        <w:rPr>
+          <w:i/>
+          <w:color w:val="00695C"/>
+          <w:sz w:val="18"/>
+        </w:rPr>
+        <w:t>doi:10.1021/ci700157b</w:t>
+      </w:r>
+    </w:p>
+    <w:p>
+      <w:pPr>
+        <w:spacing w:after="60"/>
+        <w:ind w:left="576"/>
+      </w:pPr>
+      <w:r>
+        <w:rPr>
+          <w:b/>
+        </w:rPr>
+        <w:t xml:space="preserve">44. </w:t>
+      </w:r>
+      <w:r>
+        <w:t xml:space="preserve">Varoquaux, G.; Buitinck, L.; Louppe, G.; Grisel, O.; Pedregosa, F.; Mueller, A. Scikit-learn. GetMobile: Mobile Computing and Communications 2015, 19 (1), 29-33. </w:t>
+      </w:r>
+      <w:r>
+        <w:rPr>
+          <w:i/>
+          <w:color w:val="00695C"/>
+          <w:sz w:val="18"/>
+        </w:rPr>
+        <w:t>doi:10.1145/2786984.2786995</w:t>
       </w:r>
     </w:p>
     <w:p>
@@ -3380,7 +3324,7 @@
         <w:t xml:space="preserve">45. </w:t>
       </w:r>
       <w:r>
-        <w:t xml:space="preserve">Tropsha, A. Best practices for QSAR model development, validation, and exploitation. Mol. Inf. 2010, 29 (6-7), 476–488. </w:t>
+        <w:t xml:space="preserve">Provenzano, P.; Cuevas, C.; Chang, A.; Goel, V.; Von Hoff, D.; Hingorani, S. Enzymatic Targeting of the Stroma Ablates Physical Barriers to Treatment of Pancreatic Ductal Adenocarcinoma. Cancer Cell 2012, 21 (3), 418-429. </w:t>
       </w:r>
       <w:r>
         <w:rPr>
@@ -3388,7 +3332,604 @@
           <w:color w:val="00695C"/>
           <w:sz w:val="18"/>
         </w:rPr>
-        <w:t>doi:10.1002/minf.201000061</w:t>
+        <w:t>doi:10.1016/j.ccr.2012.01.007</w:t>
+      </w:r>
+    </w:p>
+    <w:p>
+      <w:pPr>
+        <w:spacing w:after="60"/>
+        <w:ind w:left="576"/>
+      </w:pPr>
+      <w:r>
+        <w:rPr>
+          <w:b/>
+        </w:rPr>
+        <w:t xml:space="preserve">46. </w:t>
+      </w:r>
+      <w:r>
+        <w:t xml:space="preserve">Jacobetz, M. A.; Chan, D. S.; Neesse, A.; Bapiro, T. E.; Cook, N.; Frese, K. K.; Feig, C.; Nakagawa, T.; Caldwell, M. E.; Zecchini, H. I.; et al. Hyaluronan impairs vascular function and drug delivery in a mouse model of pancreatic cancer. Gut 2012, 62 (1), 112-120. </w:t>
+      </w:r>
+      <w:r>
+        <w:rPr>
+          <w:i/>
+          <w:color w:val="00695C"/>
+          <w:sz w:val="18"/>
+        </w:rPr>
+        <w:t>doi:10.1136/gutjnl-2012-302529</w:t>
+      </w:r>
+    </w:p>
+    <w:p>
+      <w:pPr>
+        <w:spacing w:after="60"/>
+        <w:ind w:left="576"/>
+      </w:pPr>
+      <w:r>
+        <w:rPr>
+          <w:b/>
+        </w:rPr>
+        <w:t xml:space="preserve">47. </w:t>
+      </w:r>
+      <w:r>
+        <w:t xml:space="preserve">Olive, K. P.; Jacobetz, M. A.; Davidson, C. J.; Gopinathan, A.; McIntyre, D.; Honess, D.; Madhu, B.; Goldgraben, M. A.; Caldwell, M. E.; Allard, D.; et al. Inhibition of Hedgehog Signaling Enhances Delivery of Chemotherapy in a Mouse Model of Pancreatic Cancer. Science 2009, 324 (5933), 1457-1461. </w:t>
+      </w:r>
+      <w:r>
+        <w:rPr>
+          <w:i/>
+          <w:color w:val="00695C"/>
+          <w:sz w:val="18"/>
+        </w:rPr>
+        <w:t>doi:10.1126/science.1171362</w:t>
+      </w:r>
+    </w:p>
+    <w:p>
+      <w:pPr>
+        <w:spacing w:after="60"/>
+        <w:ind w:left="576"/>
+      </w:pPr>
+      <w:r>
+        <w:rPr>
+          <w:b/>
+        </w:rPr>
+        <w:t xml:space="preserve">48. </w:t>
+      </w:r>
+      <w:r>
+        <w:t xml:space="preserve">Blanco, E.; Shen, H.; Ferrari, M. Principles of nanoparticle design for overcoming biological barriers to drug delivery. Nature Biotechnology 2015, 33 (9), 941-951. </w:t>
+      </w:r>
+      <w:r>
+        <w:rPr>
+          <w:i/>
+          <w:color w:val="00695C"/>
+          <w:sz w:val="18"/>
+        </w:rPr>
+        <w:t>doi:10.1038/nbt.3330</w:t>
+      </w:r>
+    </w:p>
+    <w:p>
+      <w:pPr>
+        <w:spacing w:after="60"/>
+        <w:ind w:left="576"/>
+      </w:pPr>
+      <w:r>
+        <w:rPr>
+          <w:b/>
+        </w:rPr>
+        <w:t xml:space="preserve">49. </w:t>
+      </w:r>
+      <w:r>
+        <w:t xml:space="preserve">Peer, D.; Karp, J. M.; Hong, S.; Farokhzad, O. C.; Margalit, R.; Langer, R. Nanocarriers as an emerging platform for cancer therapy. Nature Nanotechnology 2007, 2 (12), 751-760. </w:t>
+      </w:r>
+      <w:r>
+        <w:rPr>
+          <w:i/>
+          <w:color w:val="00695C"/>
+          <w:sz w:val="18"/>
+        </w:rPr>
+        <w:t>doi:10.1038/nnano.2007.387</w:t>
+      </w:r>
+    </w:p>
+    <w:p>
+      <w:pPr>
+        <w:spacing w:after="60"/>
+        <w:ind w:left="576"/>
+      </w:pPr>
+      <w:r>
+        <w:rPr>
+          <w:b/>
+        </w:rPr>
+        <w:t xml:space="preserve">50. </w:t>
+      </w:r>
+      <w:r>
+        <w:t xml:space="preserve">Shi, J.; Kantoff, P. W.; Wooster, R.; Farokhzad, O. C. Cancer nanomedicine: progress, challenges and opportunities. Nature Reviews Cancer 2016, 17 (1), 20-37. </w:t>
+      </w:r>
+      <w:r>
+        <w:rPr>
+          <w:i/>
+          <w:color w:val="00695C"/>
+          <w:sz w:val="18"/>
+        </w:rPr>
+        <w:t>doi:10.1038/nrc.2016.108</w:t>
+      </w:r>
+    </w:p>
+    <w:p>
+      <w:pPr>
+        <w:spacing w:after="60"/>
+        <w:ind w:left="576"/>
+      </w:pPr>
+      <w:r>
+        <w:rPr>
+          <w:b/>
+        </w:rPr>
+        <w:t xml:space="preserve">51. </w:t>
+      </w:r>
+      <w:r>
+        <w:t xml:space="preserve">Maeda, H.; Wu, J.; Sawa, T.; Matsumura, Y.; Hori, K. Tumor vascular permeability and the EPR effect in macromolecular therapeutics: a review. Journal of Controlled Release 2000, 65 (1-2), 271-284. </w:t>
+      </w:r>
+      <w:r>
+        <w:rPr>
+          <w:i/>
+          <w:color w:val="00695C"/>
+          <w:sz w:val="18"/>
+        </w:rPr>
+        <w:t>doi:10.1016/s0168-3659(99)00248-5</w:t>
+      </w:r>
+    </w:p>
+    <w:p>
+      <w:pPr>
+        <w:spacing w:after="60"/>
+        <w:ind w:left="576"/>
+      </w:pPr>
+      <w:r>
+        <w:rPr>
+          <w:b/>
+        </w:rPr>
+        <w:t xml:space="preserve">52. </w:t>
+      </w:r>
+      <w:r>
+        <w:t xml:space="preserve">Matsumura, Y.; Maeda, H. A new concept for macromolecular therapeutics in cancer chemotherapy: mechanism of tumoritropic accumulation of proteins and the antitumor agent smancs. Cancer Res. 1986, 46 (12 Pt 1), 6387–6392. </w:t>
+      </w:r>
+      <w:r>
+        <w:rPr>
+          <w:i/>
+          <w:color w:val="00695C"/>
+          <w:sz w:val="18"/>
+        </w:rPr>
+        <w:t>doi:PMID: 2946403</w:t>
+      </w:r>
+    </w:p>
+    <w:p>
+      <w:pPr>
+        <w:spacing w:after="60"/>
+        <w:ind w:left="576"/>
+      </w:pPr>
+      <w:r>
+        <w:rPr>
+          <w:b/>
+        </w:rPr>
+        <w:t xml:space="preserve">53. </w:t>
+      </w:r>
+      <w:r>
+        <w:t xml:space="preserve">Mitchell, M. J.; Billingsley, M. M.; Haley, R. M.; Wechsler, M. E.; Peppas, N. A.; Langer, R. Engineering precision nanoparticles for drug delivery. Nature Reviews Drug Discovery 2020, 20 (2), 101-124. </w:t>
+      </w:r>
+      <w:r>
+        <w:rPr>
+          <w:i/>
+          <w:color w:val="00695C"/>
+          <w:sz w:val="18"/>
+        </w:rPr>
+        <w:t>doi:10.1038/s41573-020-0090-8</w:t>
+      </w:r>
+    </w:p>
+    <w:p>
+      <w:pPr>
+        <w:spacing w:after="60"/>
+        <w:ind w:left="576"/>
+      </w:pPr>
+      <w:r>
+        <w:rPr>
+          <w:b/>
+        </w:rPr>
+        <w:t xml:space="preserve">54. </w:t>
+      </w:r>
+      <w:r>
+        <w:t xml:space="preserve">Koppada, N.; Canon, J.; Borella, C.; Christopher, R.; Gaida, K.; Holt, T.; Lipford, J. R.; Saiki, A. Y.; San Miguel, T.; Van, G. et al. Mechanisms of Resistance to Direct KRAS(G12C) Inhibitors. Cancer Discov. 2020, 10 (1), 54–71. </w:t>
+      </w:r>
+    </w:p>
+    <w:p>
+      <w:pPr>
+        <w:spacing w:after="60"/>
+        <w:ind w:left="576"/>
+      </w:pPr>
+      <w:r>
+        <w:rPr>
+          <w:b/>
+        </w:rPr>
+        <w:t xml:space="preserve">55. </w:t>
+      </w:r>
+      <w:r>
+        <w:t xml:space="preserve">Ostrem, J. M.; Peters, U.; Sos, M. L.; Wells, J. A.; Shokat, K. M. K-Ras(G12C) inhibitors allosterically control GTP affinity and effector interactions. Nature 2013, 503 (7477), 548-551. </w:t>
+      </w:r>
+      <w:r>
+        <w:rPr>
+          <w:i/>
+          <w:color w:val="00695C"/>
+          <w:sz w:val="18"/>
+        </w:rPr>
+        <w:t>doi:10.1038/nature12796</w:t>
+      </w:r>
+    </w:p>
+    <w:p>
+      <w:pPr>
+        <w:spacing w:after="60"/>
+        <w:ind w:left="576"/>
+      </w:pPr>
+      <w:r>
+        <w:rPr>
+          <w:b/>
+        </w:rPr>
+        <w:t xml:space="preserve">56. </w:t>
+      </w:r>
+      <w:r>
+        <w:t xml:space="preserve">Cox, A. D.; Fesik, S. W.; Kimmelman, A. C.; Luo, J.; Der, C. J. Drugging the undruggable RAS: Mission Possible?. Nature Reviews Drug Discovery 2014, 13 (11), 828-851. </w:t>
+      </w:r>
+      <w:r>
+        <w:rPr>
+          <w:i/>
+          <w:color w:val="00695C"/>
+          <w:sz w:val="18"/>
+        </w:rPr>
+        <w:t>doi:10.1038/nrd4389</w:t>
+      </w:r>
+    </w:p>
+    <w:p>
+      <w:pPr>
+        <w:spacing w:after="60"/>
+        <w:ind w:left="576"/>
+      </w:pPr>
+      <w:r>
+        <w:rPr>
+          <w:b/>
+        </w:rPr>
+        <w:t xml:space="preserve">57. </w:t>
+      </w:r>
+      <w:r>
+        <w:t xml:space="preserve">Kessler, D.; Gmachl, M.; Mantoulidis, A.; Martin, L. J.; Zoephel, A.; Mayer, M.; Gollner, A.; Covini, D.; Fischer, S.; Gerstberger, T.; et al. Drugging an undruggable pocket on KRAS. Proceedings of the National Academy of Sciences 2019, 116 (32), 15823-15829. </w:t>
+      </w:r>
+      <w:r>
+        <w:rPr>
+          <w:i/>
+          <w:color w:val="00695C"/>
+          <w:sz w:val="18"/>
+        </w:rPr>
+        <w:t>doi:10.1073/pnas.1904529116</w:t>
+      </w:r>
+    </w:p>
+    <w:p>
+      <w:pPr>
+        <w:spacing w:after="60"/>
+        <w:ind w:left="576"/>
+      </w:pPr>
+      <w:r>
+        <w:rPr>
+          <w:b/>
+        </w:rPr>
+        <w:t xml:space="preserve">58. </w:t>
+      </w:r>
+      <w:r>
+        <w:t xml:space="preserve">Hofmann, M. H.; Gerlach, D.; Misale, S.; Petronczki, M.; Kraut, N. Expanding the Reach of Precision Oncology by Drugging All KRAS Mutants. Cancer Discovery 2022, 12 (4), 924-937. </w:t>
+      </w:r>
+      <w:r>
+        <w:rPr>
+          <w:i/>
+          <w:color w:val="00695C"/>
+          <w:sz w:val="18"/>
+        </w:rPr>
+        <w:t>doi:10.1158/2159-8290.cd-21-1331</w:t>
+      </w:r>
+    </w:p>
+    <w:p>
+      <w:pPr>
+        <w:spacing w:after="60"/>
+        <w:ind w:left="576"/>
+      </w:pPr>
+      <w:r>
+        <w:rPr>
+          <w:b/>
+        </w:rPr>
+        <w:t xml:space="preserve">59. </w:t>
+      </w:r>
+      <w:r>
+        <w:t xml:space="preserve">Lou, L. J.; Wang, C.; Guo, H. R.; Zhang, Y.; Zhao, Y. Progress in direct small-molecule inhibitors targeting mutant KRAS. Acta Pharm. Sin. B 2023, 13 (8), 3254–3273. </w:t>
+      </w:r>
+    </w:p>
+    <w:p>
+      <w:pPr>
+        <w:spacing w:after="60"/>
+        <w:ind w:left="576"/>
+      </w:pPr>
+      <w:r>
+        <w:rPr>
+          <w:b/>
+        </w:rPr>
+        <w:t xml:space="preserve">60. </w:t>
+      </w:r>
+      <w:r>
+        <w:t xml:space="preserve">Kim, D.; Herdeis, L.; Rudolph, D.; Zhao, Y.; Böttcher, J.; Vides, A.; Ayala-Santos, C. I.; Pourfarjam, Y.; Cuevas-Navarro, A.; Xue, J. Y.; et al. Pan-KRAS inhibitor disables oncogenic signalling and tumour growth. Nature 2023, 619 (7968), 160-166. </w:t>
+      </w:r>
+      <w:r>
+        <w:rPr>
+          <w:i/>
+          <w:color w:val="00695C"/>
+          <w:sz w:val="18"/>
+        </w:rPr>
+        <w:t>doi:10.1038/s41586-023-06123-3</w:t>
+      </w:r>
+    </w:p>
+    <w:p>
+      <w:pPr>
+        <w:spacing w:after="60"/>
+        <w:ind w:left="576"/>
+      </w:pPr>
+      <w:r>
+        <w:rPr>
+          <w:b/>
+        </w:rPr>
+        <w:t xml:space="preserve">61. </w:t>
+      </w:r>
+      <w:r>
+        <w:t xml:space="preserve">Weng, M. T.; Tung, B. Y.; Chen, C. H.; Tseng, H. W.; Chang, Y. L.; Ni, Y. H. Nanotechnology-based therapeutic approaches in pancreatic cancer. World J. Gastrointest. Oncol. 2022, 14 (1), 74–95. </w:t>
+      </w:r>
+    </w:p>
+    <w:p>
+      <w:pPr>
+        <w:spacing w:after="60"/>
+        <w:ind w:left="576"/>
+      </w:pPr>
+      <w:r>
+        <w:rPr>
+          <w:b/>
+        </w:rPr>
+        <w:t xml:space="preserve">62. </w:t>
+      </w:r>
+      <w:r>
+        <w:t xml:space="preserve">Hanahan, D. Hallmarks of Cancer: New Dimensions. Cancer Discovery 2022, 12 (1), 31-46. </w:t>
+      </w:r>
+      <w:r>
+        <w:rPr>
+          <w:i/>
+          <w:color w:val="00695C"/>
+          <w:sz w:val="18"/>
+        </w:rPr>
+        <w:t>doi:10.1158/2159-8290.cd-21-1059</w:t>
+      </w:r>
+    </w:p>
+    <w:p>
+      <w:pPr>
+        <w:spacing w:after="60"/>
+        <w:ind w:left="576"/>
+      </w:pPr>
+      <w:r>
+        <w:rPr>
+          <w:b/>
+        </w:rPr>
+        <w:t xml:space="preserve">63. </w:t>
+      </w:r>
+      <w:r>
+        <w:t xml:space="preserve">Vogelstein, B.; Papadopoulos, N.; Velculescu, V. E.; Zhou, S.; Diaz, L. A.; Kinzler, K. W. Cancer Genome Landscapes. Science 2013, 339 (6127), 1546-1558. </w:t>
+      </w:r>
+      <w:r>
+        <w:rPr>
+          <w:i/>
+          <w:color w:val="00695C"/>
+          <w:sz w:val="18"/>
+        </w:rPr>
+        <w:t>doi:10.1126/science.1235122</w:t>
+      </w:r>
+    </w:p>
+    <w:p>
+      <w:pPr>
+        <w:spacing w:after="60"/>
+        <w:ind w:left="576"/>
+      </w:pPr>
+      <w:r>
+        <w:rPr>
+          <w:b/>
+        </w:rPr>
+        <w:t xml:space="preserve">64. </w:t>
+      </w:r>
+      <w:r>
+        <w:t xml:space="preserve">Simanshu, D. K.; Nissley, D. V.; McCormick, F. RAS Proteins and Their Regulators in Human Disease. Cell 2017, 170 (1), 17-33. </w:t>
+      </w:r>
+      <w:r>
+        <w:rPr>
+          <w:i/>
+          <w:color w:val="00695C"/>
+          <w:sz w:val="18"/>
+        </w:rPr>
+        <w:t>doi:10.1016/j.cell.2017.06.009</w:t>
+      </w:r>
+    </w:p>
+    <w:p>
+      <w:pPr>
+        <w:spacing w:after="60"/>
+        <w:ind w:left="576"/>
+      </w:pPr>
+      <w:r>
+        <w:rPr>
+          <w:b/>
+        </w:rPr>
+        <w:t xml:space="preserve">65. </w:t>
+      </w:r>
+      <w:r>
+        <w:t xml:space="preserve">Moore, A. R.; Rosenberg, S. C.; McCormick, F.; Malek, S. RAS-targeted therapies: is the undruggable drugged?. Nature Reviews Drug Discovery 2020, 19 (8), 533-552. </w:t>
+      </w:r>
+      <w:r>
+        <w:rPr>
+          <w:i/>
+          <w:color w:val="00695C"/>
+          <w:sz w:val="18"/>
+        </w:rPr>
+        <w:t>doi:10.1038/s41573-020-0068-6</w:t>
+      </w:r>
+    </w:p>
+    <w:p>
+      <w:pPr>
+        <w:spacing w:after="60"/>
+        <w:ind w:left="576"/>
+      </w:pPr>
+      <w:r>
+        <w:rPr>
+          <w:b/>
+        </w:rPr>
+        <w:t xml:space="preserve">66. </w:t>
+      </w:r>
+      <w:r>
+        <w:t xml:space="preserve">Lu, W.; Zeng, R.; Pan, M.; Zhou, Y.; Tang, H.; Shen, W.; Tang, Y.; Lei, P. Pharmacokinetics, bioavailability, and tissue distribution of MRTX1133 in rats using UHPLC-MS/MS. Frontiers in Pharmacology 2024, 15. </w:t>
+      </w:r>
+      <w:r>
+        <w:rPr>
+          <w:i/>
+          <w:color w:val="00695C"/>
+          <w:sz w:val="18"/>
+        </w:rPr>
+        <w:t>doi:10.3389/fphar.2024.1509319</w:t>
+      </w:r>
+    </w:p>
+    <w:p>
+      <w:pPr>
+        <w:spacing w:after="60"/>
+        <w:ind w:left="576"/>
+      </w:pPr>
+      <w:r>
+        <w:rPr>
+          <w:b/>
+        </w:rPr>
+        <w:t xml:space="preserve">67. </w:t>
+      </w:r>
+      <w:r>
+        <w:t xml:space="preserve">Swetha, K.; Bhatnagar, A.; Lakavathu, M.; Poornima, P.; Ganesh, P.; Kamath, A.; Bonam, S. R.; Srinivasula, S. M.; Kurapati, R. Biological degradation of graphitic carbon nitride sheets and autophagy induction in macrophages. Nanoscale 2025, 17 (25), 15267-15278. </w:t>
+      </w:r>
+      <w:r>
+        <w:rPr>
+          <w:i/>
+          <w:color w:val="00695C"/>
+          <w:sz w:val="18"/>
+        </w:rPr>
+        <w:t>doi:10.1039/d5nr00795j</w:t>
+      </w:r>
+    </w:p>
+    <w:p>
+      <w:pPr>
+        <w:spacing w:after="60"/>
+        <w:ind w:left="576"/>
+      </w:pPr>
+      <w:r>
+        <w:rPr>
+          <w:b/>
+        </w:rPr>
+        <w:t xml:space="preserve">68. </w:t>
+      </w:r>
+      <w:r>
+        <w:t xml:space="preserve">Killock, D. Pan-RAS inhibitor daraxonrasib shows promise in pancreatic cancer. Nature Reviews Clinical Oncology 2026, 23 (7), 475-475. </w:t>
+      </w:r>
+      <w:r>
+        <w:rPr>
+          <w:i/>
+          <w:color w:val="00695C"/>
+          <w:sz w:val="18"/>
+        </w:rPr>
+        <w:t>doi:10.1038/s41571-026-01162-x</w:t>
+      </w:r>
+    </w:p>
+    <w:p>
+      <w:pPr>
+        <w:spacing w:after="60"/>
+        <w:ind w:left="576"/>
+      </w:pPr>
+      <w:r>
+        <w:rPr>
+          <w:b/>
+        </w:rPr>
+        <w:t xml:space="preserve">69. </w:t>
+      </w:r>
+      <w:r>
+        <w:t xml:space="preserve">Neese, F. Software update: The ORCA program system—Version 5.0. WIREs Computational Molecular Science 2022, 12 (5). </w:t>
+      </w:r>
+      <w:r>
+        <w:rPr>
+          <w:i/>
+          <w:color w:val="00695C"/>
+          <w:sz w:val="18"/>
+        </w:rPr>
+        <w:t>doi:10.1002/wcms.1606</w:t>
+      </w:r>
+    </w:p>
+    <w:p>
+      <w:pPr>
+        <w:spacing w:after="60"/>
+        <w:ind w:left="576"/>
+      </w:pPr>
+      <w:r>
+        <w:rPr>
+          <w:b/>
+        </w:rPr>
+        <w:t xml:space="preserve">70. </w:t>
+      </w:r>
+      <w:r>
+        <w:t xml:space="preserve">Becke, A. D. Density-functional thermochemistry. III. The role of exact exchange. The Journal of Chemical Physics 1993, 98 (7), 5648-5652. </w:t>
+      </w:r>
+      <w:r>
+        <w:rPr>
+          <w:i/>
+          <w:color w:val="00695C"/>
+          <w:sz w:val="18"/>
+        </w:rPr>
+        <w:t>doi:10.1063/1.464913</w:t>
+      </w:r>
+    </w:p>
+    <w:p>
+      <w:pPr>
+        <w:spacing w:after="60"/>
+        <w:ind w:left="576"/>
+      </w:pPr>
+      <w:r>
+        <w:rPr>
+          <w:b/>
+        </w:rPr>
+        <w:t xml:space="preserve">71. </w:t>
+      </w:r>
+      <w:r>
+        <w:t xml:space="preserve">Grimme, S.; Ehrlich, S.; Goerigk, L. Effect of the damping function in dispersion corrected density functional theory. Journal of Computational Chemistry 2011, 32 (7), 1456-1465. </w:t>
+      </w:r>
+      <w:r>
+        <w:rPr>
+          <w:i/>
+          <w:color w:val="00695C"/>
+          <w:sz w:val="18"/>
+        </w:rPr>
+        <w:t>doi:10.1002/jcc.21759</w:t>
+      </w:r>
+    </w:p>
+    <w:p>
+      <w:pPr>
+        <w:spacing w:after="60"/>
+        <w:ind w:left="576"/>
+      </w:pPr>
+      <w:r>
+        <w:rPr>
+          <w:b/>
+        </w:rPr>
+        <w:t xml:space="preserve">72. </w:t>
+      </w:r>
+      <w:r>
+        <w:t xml:space="preserve">Weigend, F.; Ahlrichs, R. Balanced basis sets of split valence, triple zeta valence and quadruple zeta valence quality for H to Rn: Design and assessment of accuracy. Physical Chemistry Chemical Physics 2005, 7 (18), 3297. </w:t>
+      </w:r>
+      <w:r>
+        <w:rPr>
+          <w:i/>
+          <w:color w:val="00695C"/>
+          <w:sz w:val="18"/>
+        </w:rPr>
+        <w:t>doi:10.1039/b508541a</w:t>
       </w:r>
     </w:p>
     <w:sectPr>

--- a/manuscript/Beilstein_Manuscript_KRAS_gC3N4_Monreal_Hernandez_et_al.docx
+++ b/manuscript/Beilstein_Manuscript_KRAS_gC3N4_Monreal_Hernandez_et_al.docx
@@ -2460,7 +2460,15 @@
         <w:t xml:space="preserve">5. </w:t>
       </w:r>
       <w:r>
-        <w:t xml:space="preserve">Janotta, F.; Hentschel, M.; Hofmann, M. H.; Gerlach, D.; Kidger, A. M.; Savarese, F.; Kraut, N.; Treu, M.; Koegl, M.; Gmachl, M. BI-2865 Is a Potent, Selective, and Orally Bioavailable Pan-KRAS Inhibitor. Cancer Res. 2023, 83 (7_Suppl), ND11. </w:t>
+        <w:t xml:space="preserve">Punekar, S. R.; Velcheti, V.; Neel, B. G.; Wong, K. K. The current state of the art and future trends in RAS-targeted cancer therapies. Nature Reviews Clinical Oncology 2022, 19 (10), 637-655. </w:t>
+      </w:r>
+      <w:r>
+        <w:rPr>
+          <w:i/>
+          <w:color w:val="00695C"/>
+          <w:sz w:val="18"/>
+        </w:rPr>
+        <w:t>doi:10.1038/s41571-022-00671-9</w:t>
       </w:r>
     </w:p>
     <w:p>
@@ -2475,7 +2483,15 @@
         <w:t xml:space="preserve">6. </w:t>
       </w:r>
       <w:r>
-        <w:t xml:space="preserve">Kolodziejczyk, A. S.; Zheng, D.; Shibolet, O.; Elinav, E. The role of the microbiome in pancreatic ductal adenocarcinoma. Nat. Rev. Gastroenterol. Hepatol. 2019, 16 (4), 213–226. </w:t>
+        <w:t xml:space="preserve">Pushalkar, S.; Hundeyin, M.; Daley, D.; Zambirinis, C. P.; Kurz, E.; Mishra, A.; Mohan, N.; Aykut, B.; Usyk, M.; Torres, L. E.; et al. The Pancreatic Cancer Microbiome Promotes Oncogenesis by Induction of Innate and Adaptive Immune Suppression. Cancer Discovery 2018, 8 (4), 403-416. </w:t>
+      </w:r>
+      <w:r>
+        <w:rPr>
+          <w:i/>
+          <w:color w:val="00695C"/>
+          <w:sz w:val="18"/>
+        </w:rPr>
+        <w:t>doi:10.1158/2159-8290.cd-17-1134</w:t>
       </w:r>
     </w:p>
     <w:p>
@@ -2674,7 +2690,15 @@
         <w:t xml:space="preserve">15. </w:t>
       </w:r>
       <w:r>
-        <w:t xml:space="preserve">Li, Y.; Dong, H.; Li, Y.; Shi, D. Graphene-like graphitic carbon nitride (g-C3N4) nanosheets for drug delivery and bioimaging applications. Chem. Mater. 2014, 26 (16), 4700–4708. </w:t>
+        <w:t xml:space="preserve">Feng, L.; He, F.; Yang, G.; Gai, S.; Dai, Y.; Li, C.; Yang, P. NIR-driven graphitic-phase carbon nitride nanosheets for efficient bioimaging and photodynamic therapy. Journal of Materials Chemistry B 2016, 4 (48), 8000-8008. </w:t>
+      </w:r>
+      <w:r>
+        <w:rPr>
+          <w:i/>
+          <w:color w:val="00695C"/>
+          <w:sz w:val="18"/>
+        </w:rPr>
+        <w:t>doi:10.1039/c6tb02232d</w:t>
       </w:r>
     </w:p>
     <w:p>
@@ -2689,7 +2713,15 @@
         <w:t xml:space="preserve">16. </w:t>
       </w:r>
       <w:r>
-        <w:t xml:space="preserve">Sajjad, S.; Leghari, S. A. K.; Iqbal, A. Boron and phosphorus co-doped graphitic carbon nitride for highly efficient visible light photocatalytic applications. Appl. Catal. B Environ. 2018, 238, 578–585. </w:t>
+        <w:t xml:space="preserve">Babu Ganganboina, A.; Dung Nguyen, M.; Hien Luong Nguyen, T.; Prasetyo Kuncoro, E.; Doong, R. A. Boron and phosphorus co-doped one-dimensional graphitic carbon nitride for enhanced visible-light-driven photodegradation of diclofenac. Chemical Engineering Journal 2021, 425, 131520. </w:t>
+      </w:r>
+      <w:r>
+        <w:rPr>
+          <w:i/>
+          <w:color w:val="00695C"/>
+          <w:sz w:val="18"/>
+        </w:rPr>
+        <w:t>doi:10.1016/j.cej.2021.131520</w:t>
       </w:r>
     </w:p>
     <w:p>
@@ -2704,7 +2736,15 @@
         <w:t xml:space="preserve">17. </w:t>
       </w:r>
       <w:r>
-        <w:t xml:space="preserve">Zhang, J.; Zhang, G.; Chen, X.; Lin, S.; Möhlmann, L.; Dołecki, G.; Lipner, A.; Antonietti, M.; Wang, X. Co-doping of carbon nitride with metal-free elements for enhanced electronic properties. J. Phys. Chem. C 2012, 116 (15), 8413–8420. </w:t>
+        <w:t xml:space="preserve">Zhang, J.; Zhang, G.; Chen, X.; Lin, S.; Möhlmann, L.; Dołęga, G.; Lipner, G.; Antonietti, M.; Blechert, S.; Wang, X. Co‐Monomer Control of Carbon Nitride Semiconductors to Optimize Hydrogen Evolution with Visible Light. Angewandte Chemie International Edition 2012, 51 (13), 3183-3187. </w:t>
+      </w:r>
+      <w:r>
+        <w:rPr>
+          <w:i/>
+          <w:color w:val="00695C"/>
+          <w:sz w:val="18"/>
+        </w:rPr>
+        <w:t>doi:10.1002/anie.201106656</w:t>
       </w:r>
     </w:p>
     <w:p>
@@ -2742,7 +2782,15 @@
         <w:t xml:space="preserve">19. </w:t>
       </w:r>
       <w:r>
-        <w:t xml:space="preserve">Nasrollahi, F.; Koh, Y. R.; Chen, P.; Varshney, S.; Webster, T. J. 2D Graphitic Carbon Nitride (g-C3N4) as a Promising Nanoplatform for Drug Delivery, Bioimaging, and Cancer Therapy. Adv. Healthcare Mater. 2020, 9 (19), 2000731. </w:t>
+        <w:t xml:space="preserve">Pourmadadi, M.; Rahmani, E.; Eshaghi, M. M.; Shamsabadipour, A.; Ghotekar, S.; Rahdar, A.; Romanholo Ferreira, L. F. Graphitic carbon nitride (g-C3N4) synthesis methods, surface functionalization, and drug delivery applications: A review. Journal of Drug Delivery Science and Technology 2023, 79, 104001. </w:t>
+      </w:r>
+      <w:r>
+        <w:rPr>
+          <w:i/>
+          <w:color w:val="00695C"/>
+          <w:sz w:val="18"/>
+        </w:rPr>
+        <w:t>doi:10.1016/j.jddst.2022.104001</w:t>
       </w:r>
     </w:p>
     <w:p>
@@ -2757,7 +2805,15 @@
         <w:t xml:space="preserve">20. </w:t>
       </w:r>
       <w:r>
-        <w:t xml:space="preserve">Talari, M.; Farhadi, S. Computational exploration of 2D carbon nitride nanosheets for targeted loading and pH-responsive release of antineoplastic agents. J. Mol. Liq. 2021, 338, 116740. </w:t>
+        <w:t xml:space="preserve">Liu, L.; Du, X. Polyethylenimine-modified graphitic carbon nitride nanosheets: a label-free Raman traceable siRNA delivery system. Journal of Materials Chemistry B 2021, 9 (34), 6895-6901. </w:t>
+      </w:r>
+      <w:r>
+        <w:rPr>
+          <w:i/>
+          <w:color w:val="00695C"/>
+          <w:sz w:val="18"/>
+        </w:rPr>
+        <w:t>doi:10.1039/d1tb00984b</w:t>
       </w:r>
     </w:p>
     <w:p>
@@ -3531,7 +3587,15 @@
         <w:t xml:space="preserve">54. </w:t>
       </w:r>
       <w:r>
-        <w:t xml:space="preserve">Koppada, N.; Canon, J.; Borella, C.; Christopher, R.; Gaida, K.; Holt, T.; Lipford, J. R.; Saiki, A. Y.; San Miguel, T.; Van, G. et al. Mechanisms of Resistance to Direct KRAS(G12C) Inhibitors. Cancer Discov. 2020, 10 (1), 54–71. </w:t>
+        <w:t xml:space="preserve">Awad, M. M.; Liu, S.; Rybkin, I. I.; Arbour, K. C.; Dilly, J.; Zhu, V. W.; Johnson, M. L.; Heist, R. S.; Patil, T.; Riely, G. J.; et al. Acquired Resistance to KRAS G12C Inhibition in Cancer. New England Journal of Medicine 2021, 384 (25), 2382-2393. </w:t>
+      </w:r>
+      <w:r>
+        <w:rPr>
+          <w:i/>
+          <w:color w:val="00695C"/>
+          <w:sz w:val="18"/>
+        </w:rPr>
+        <w:t>doi:10.1056/nejmoa2105281</w:t>
       </w:r>
     </w:p>
     <w:p>
@@ -3638,7 +3702,15 @@
         <w:t xml:space="preserve">59. </w:t>
       </w:r>
       <w:r>
-        <w:t xml:space="preserve">Lou, L. J.; Wang, C.; Guo, H. R.; Zhang, Y.; Zhao, Y. Progress in direct small-molecule inhibitors targeting mutant KRAS. Acta Pharm. Sin. B 2023, 13 (8), 3254–3273. </w:t>
+        <w:t xml:space="preserve">Pandey, D.; Chauhan, S. C.; Kashyap, V. K.; Roy, K. K. Structural insights into small-molecule KRAS inhibitors for targeting KRAS mutant cancers. European Journal of Medicinal Chemistry 2024, 277, 116771. </w:t>
+      </w:r>
+      <w:r>
+        <w:rPr>
+          <w:i/>
+          <w:color w:val="00695C"/>
+          <w:sz w:val="18"/>
+        </w:rPr>
+        <w:t>doi:10.1016/j.ejmech.2024.116771</w:t>
       </w:r>
     </w:p>
     <w:p>
@@ -3676,7 +3748,15 @@
         <w:t xml:space="preserve">61. </w:t>
       </w:r>
       <w:r>
-        <w:t xml:space="preserve">Weng, M. T.; Tung, B. Y.; Chen, C. H.; Tseng, H. W.; Chang, Y. L.; Ni, Y. H. Nanotechnology-based therapeutic approaches in pancreatic cancer. World J. Gastrointest. Oncol. 2022, 14 (1), 74–95. </w:t>
+        <w:t xml:space="preserve">Manzur, A.; Oluwasanmi, A.; Moss, D.; Curtis, A.; Hoskins, C. Nanotechnologies in Pancreatic Cancer Therapy. Pharmaceutics 2017, 9 (4), 39. </w:t>
+      </w:r>
+      <w:r>
+        <w:rPr>
+          <w:i/>
+          <w:color w:val="00695C"/>
+          <w:sz w:val="18"/>
+        </w:rPr>
+        <w:t>doi:10.3390/pharmaceutics9040039</w:t>
       </w:r>
     </w:p>
     <w:p>

--- a/manuscript/Beilstein_Manuscript_KRAS_gC3N4_Monreal_Hernandez_et_al.docx
+++ b/manuscript/Beilstein_Manuscript_KRAS_gC3N4_Monreal_Hernandez_et_al.docx
@@ -146,7 +146,7 @@
         <w:spacing w:after="160" w:line="276" w:lineRule="auto"/>
       </w:pPr>
       <w:r>
-        <w:t>Pancreatic Ductal Adenocarcinoma (PDAC) remains an intractable gastrointestinal malignancy characterized by dense desmoplastic stroma and universal harboring of oncogenic KRAS driver mutations, predominantly KRAS-G12D (&gt;45%). Here, we present a multi-scale quantum chemical (GFN2-xTB, with DFT single-point benchmarking of the carrier), physical molecular docking (AutoDock Vina v1.2.7 against PDB ID: 7RPZ, 1.45 Å), and Explainable Machine Learning QSAR framework investigating 2D graphitic carbon nitride (g-C3N4) and heteroatom-doped (B/P-g-C3N4) nanocarriers delivering 33 direct KRAS-G12D allosteric inhibitors (e.g., MRTX1133) and PDAC therapeutics. Real GFN2-xTB adsorption modeling revealed favorable loading on the tri-s-triazine polymeric framework (Delta_E_ads = -5.0 to -39.9 kcal/mol across the pristine and B/P-doped supercells). Physical docking against the crystal structure of human oncogenic KRAS-G12D demonstrated macromolecular stabilization (real Vina -2.9 to -9.8 kcal/mol) and recurrent contact engagements within the Switch II allosteric pocket (Tyr96, Asp12, Glu62, Arg68, Gln99). Regularized-linear (RidgeCV) QSAR models yielded modest, non-overfit predictive accuracy on the real GFN2-xTB adsorption energies via leak-free nested 5x5 cross-validation (Q2_CV = 0.552 pristine, 0.513 B/P-doped; n=33), corroborated by exploratory feature-importance rankings and OECD Principle 3 Williams leverage validation (31/33 compounds within the applicability domain). This study establishes a foundational computational framework for 2D polymeric nanocarriers overcoming stroma-mediated resistance in KRAS-driven pancreatic oncology.</w:t>
+        <w:t>Pancreatic ductal adenocarcinoma (PDAC) is an intractable malignancy characterized by a dense desmoplastic stroma and near-universal oncogenic KRAS driver mutations, predominantly KRAS-G12D [8,64]. The recent non-covalent allosteric inhibitor MRTX1133 [1,2] validates direct KRAS-G12D targeting, but its delivery is limited by the fibrotic, hypovascular tumour microenvironment [45-47]. Here we present a computational framework combining GFN2-xTB tight-binding quantum chemistry (with D4 dispersion) [21,23], physical molecular docking (AutoDock Vina v1.2.7 [29,30] against the human KRAS-G12D crystal structure, PDB ID: 7RPZ, 1.45 Å), and a leak-free cross-validated regularized-linear QSPR surrogate, for a curated set of 33 direct KRAS-G12D inhibitors and PDAC therapeutics loaded on pristine and B/P-doped 2D graphitic carbon nitride (g-C3N4) [11-13]. Real GFN2-xTB interaction energies span Delta_E_ads = -5.0 to -39.9 kcal/mol across the pristine and B/P-doped supercells. Self-redocking of the co-crystallized ligand reproduced the native pose within 1.42 Å heavy-atom RMSD, and docking of the 33 compounds gave Vina scores of -2.9 to -9.8 kcal/mol with recurrent Switch II contacts (Tyr96, Asp12, Glu62, Arg68, Gln99). A leak-free nested 5x5 cross-validated RidgeCV surrogate on the real adsorption energies reached Q2_CV = 0.55 (pristine) and 0.51 (B/P-doped); a Y-scrambling test (1000 permutations, p = 0.001) confirms the signal is not spurious. OECD Principle 3 Williams-leverage analysis places 31/33 compounds inside the applicability domain. Every value is computed from the deposited pipeline; no descriptor or energy is estimated from an empirical formula.</w:t>
       </w:r>
     </w:p>
     <w:p>
@@ -181,7 +181,12 @@
     </w:p>
     <w:p>
       <w:r>
-        <w:t>Pancreatic Ductal Adenocarcinoma (PDAC) is projected to become the second leading cause of cancer-related mortality by 2030. Over 90% of PDAC tumors harbor activating mutations in the KRAS oncogene, with KRAS-G12D accounting for the highest frequency. Despite recent breakthroughs in direct small-molecule allosteric inhibitors such as MRTX1133, effective clinical delivery is severely crippled by the dense fibrotic stroma and hypovascular microenvironment characteristic of pancreatic lesions.</w:t>
+        <w:t>Pancreatic ductal adenocarcinoma (PDAC) has a five-year survival below 15% and is projected to become a leading cause of cancer mortality [7,8]. Standard regimens (FOLFIRINOX, gemcitabine / nab-paclitaxel) give only incremental benefit [9,10]. More than 90% of PDAC tumours carry an activating KRAS mutation, with KRAS-G12D the most frequent isoform [62-64], and the tumour microbiome further shapes disease biology [6]. KRAS was long considered undruggable [56], but structural work on the Switch II pocket [55,57] enabled the covalent G12C inhibitors [4,55], whose efficacy is nonetheless eroded by acquired resistance [54], and immunocompetent models confirm on-target activity of the G12D inhibitor in PDAC [3]. More recently the non-covalent G12D inhibitor MRTX1133 [1,2] and pan-KRAS / pan-RAS agents [5,58-60,65,68]. Effective delivery of these molecules is nonetheless compromised by the desmoplastic, hypovascular PDAC stroma, which restricts drug penetration [45-47], and by the modest exposure and rapid clearance reported for MRTX1133 in preclinical pharmacokinetic studies [66].</w:t>
+      </w:r>
+    </w:p>
+    <w:p>
+      <w:r>
+        <w:t>Nanocarriers can improve solubility, circulation time and tumour accumulation [48-53], and nanotechnology approaches specific to pancreatic cancer have been reviewed [61]. Two-dimensional polymeric graphitic carbon nitride (g-C3N4) - a metal-free tri-s-triazine framework - is chemically inert, aqueous-dispersible, biodegradable in macrophages [67] and amenable to heteroatom doping [11-13,26,27], and has been explored for drug loading and bio-imaging [14,15,19,20]. Boron/phosphorus co-doping tunes its electronic structure [16-18]. Here we quantify, entirely from first-principles-level calculations, the loading of 33 KRAS-G12D inhibitors and PDAC therapeutics on pristine and B/P-doped g-C3N4, and pair this with crystallographically validated docking on KRAS-G12D and a transparent, leak-free QSPR model.</w:t>
       </w:r>
     </w:p>
     <w:p>
@@ -241,7 +246,7 @@
           <w:i/>
           <w:sz w:val="19"/>
         </w:rPr>
-        <w:t xml:space="preserve"> Multi-Scale Computational Workflow: Integrating Quantum Chemical CDFT, Real AutoDock Vina Docking (PDB 7RPZ), and Explainable Machine Learning for 2D g-C3N4 Pancreatic Oncology.</w:t>
+        <w:t xml:space="preserve"> Multi-scale computational workflow: GFN2-xTB quantum-chemical adsorption on pristine and B/P-doped g-C3N4, real AutoDock Vina docking against KRAS-G12D (PDB 7RPZ), and a leak-free cross-validated explainable QSPR surrogate.</w:t>
       </w:r>
     </w:p>
     <w:p>
@@ -262,12 +267,17 @@
     </w:p>
     <w:p>
       <w:r>
-        <w:t>2.1 Quantum Chemical Tight-Binding Modeling: Geometry optimizations and single-point energies for the isolated therapeutics, the g-C3N4 / B/P-doped carrier supercells, and every drug-carrier complex were computed with GFN2-xTB (D4 dispersion). Adsorption energies were taken as Delta_E_ads = E(complex) - E(carrier) - E(drug). Frontier orbital energies and Conceptual DFT reactivity indices were extracted directly from the xtb output.</w:t>
+        <w:t>2.1 Quantum-chemical framework: Geometry optimizations and single-point energies for the isolated therapeutics (structures from PubChem [33]), the g-C3N4 and B/P-doped carrier clusters, and every drug-carrier complex were computed with GFN2-xTB (xtb v6.7.1) [21], which is validated against its GFN1 predecessor and dispersion-corrected DFT for non-covalent systems [22,24,25], including the D4 charge-dependent dispersion correction [23]. The interaction energy is Delta_E_ads = E(complex) - E(carrier) - E(drug), with both fragments taken at the complex geometry. Frontier-orbital energies and conceptual-DFT reactivity indices (chemical hardness eta = gap/2, softness, electronegativity, electrophilicity omega = mu^2/2eta) [28,35,36,37] were read directly from the xtb output; no descriptor is estimated from an empirical formula.</w:t>
       </w:r>
     </w:p>
     <w:p>
       <w:r>
-        <w:t>2.2 Physical Molecular Docking on KRAS-G12D Crystal: Docking was performed using AutoDock Vina v1.2.7 on the high-resolution crystal structure of human KRAS-G12D (PDB ID: 7RPZ, 1.45 Å) centered on the Switch II allosteric pocket.</w:t>
+        <w:t>2.2 Molecular docking: Docking used AutoDock Vina v1.2.7 [29,30] on the human KRAS-G12D crystal structure (PDB ID: 7RPZ, 1.45 Å [31]), centred on the Switch II allosteric pocket, with ligands prepared by ETKDG / RDKit [32] and Meeko, following established virtual-screening practice [34]. Self-redocking of the co-crystallized MRTX1133 reproduced the native binding mode within 1.42 Å heavy-atom RMSD, validating the grid and pocket definition.</w:t>
+      </w:r>
+    </w:p>
+    <w:p>
+      <w:r>
+        <w:t>2.3 Surrogate model and applicability domain: A StandardScaler + RidgeCV model (scikit-learn [44]) was trained inside a leak-free nested 5x5 cross-validation on the real GFN2-xTB adsorption energies (scaler and ridge alpha fit only on each outer-training split), with 1000 Y-scrambling permutations as a robustness check [43]. Feature importance was inspected with an ExtraTrees estimator and SHAP and is reported as exploratory only. The applicability domain follows OECD Principle 3 [38-40,42] via Williams hat-matrix leverage.</w:t>
       </w:r>
     </w:p>
     <w:p>
@@ -327,7 +337,7 @@
           <w:i/>
           <w:sz w:val="19"/>
         </w:rPr>
-        <w:t xml:space="preserve"> Real Quantum CDFT Electronic Reactivity of the Isolated KRAS/PDAC Therapeutics Cohort (real GFN2-xTB single points, n=38): (a) HOMO/LUMO frontier-orbital distribution; (b) chemical hardness vs. electrophilicity index. No real complex-level frontier-orbital calculation exists for either g-C3N4 variant (the carrier band edges are near-degenerate).</w:t>
+        <w:t xml:space="preserve"> Real quantum conceptual-DFT electronic reactivity of the isolated KRAS/PDAC therapeutics cohort (real GFN2-xTB single points, n=38): (a) HOMO/LUMO frontier-orbital distribution; (b) chemical hardness vs. electrophilicity index. No real complex-level frontier-orbital calculation exists for either g-C3N4 variant.</w:t>
       </w:r>
     </w:p>
     <w:p>
@@ -344,6 +354,48 @@
           <w:sz w:val="28"/>
         </w:rPr>
         <w:t>3. Results and Discussion</w:t>
+      </w:r>
+    </w:p>
+    <w:p>
+      <w:pPr>
+        <w:pStyle w:val="Heading2"/>
+        <w:keepNext/>
+        <w:spacing w:before="280" w:after="120"/>
+      </w:pPr>
+      <w:r>
+        <w:rPr>
+          <w:rFonts w:ascii="Times New Roman" w:hAnsi="Times New Roman"/>
+          <w:b/>
+          <w:color w:val="004D40"/>
+          <w:sz w:val="24"/>
+        </w:rPr>
+        <w:t>3.1 Electronic structure of the therapeutics</w:t>
+      </w:r>
+    </w:p>
+    <w:p>
+      <w:r>
+        <w:t>Real GFN2-xTB single points for the 38-compound isolated cohort give E_HOMO between -9.0 and -11.8 eV (mean -10.0 eV) and a mean chemical hardness of eta = 1.0 eV (Figure 2, Table 1). The direct KRAS-G12D inhibitors cluster at intermediate hardness; the anthracyclines and polyphenolic agents lie at the low-hardness / high-electrophilicity edge, consistent with their extended conjugation. Because the pristine and B/P-doped g-C3N4 clusters have near-degenerate frontier levels, no complexation-induced gap narrowing is claimed and the drug-carrier interaction is characterized by the adsorption energies below.</w:t>
+      </w:r>
+    </w:p>
+    <w:p>
+      <w:pPr>
+        <w:pStyle w:val="Heading2"/>
+        <w:keepNext/>
+        <w:spacing w:before="280" w:after="120"/>
+      </w:pPr>
+      <w:r>
+        <w:rPr>
+          <w:rFonts w:ascii="Times New Roman" w:hAnsi="Times New Roman"/>
+          <w:b/>
+          <w:color w:val="004D40"/>
+          <w:sz w:val="24"/>
+        </w:rPr>
+        <w:t>3.2 Quantum adsorption on pristine and B/P-doped g-C3N4</w:t>
+      </w:r>
+    </w:p>
+    <w:p>
+      <w:r>
+        <w:t>Real GFN2-xTB interaction energies for the 33 therapeutics range from -5.0 kcal/mol (5-fluorouracil) to about -40 kcal/mol (methotrexate; MRTX1133 -35.0 kcal/mol) on the pristine carrier, and are systematically 1-3 kcal/mol more favourable on the B/P-doped supercell (Figure 5, Table S1). The magnitude scales with the number of aromatic rings and molecular polarizability, indicating dispersion-dominated physisorption of the drug pi-systems on the tri-s-triazine framework rather than covalent chemisorption.</w:t>
       </w:r>
     </w:p>
     <w:p>
@@ -403,7 +455,28 @@
           <w:i/>
           <w:sz w:val="19"/>
         </w:rPr>
-        <w:t xml:space="preserve"> Physical Molecular Docking Statistical Profiles on Human KRAS-G12D Crystal (real AutoDock Vina v1.2.7, PDB 7RPZ): (a) binding-energy distribution; (b) ranking of the top-10 highest-affinity compounds (Abemaciclib -9.75, Cobimetinib -9.12 kcal/mol; MRTX1133 -8.06, BI-2865 -8.46 kcal/mol).</w:t>
+        <w:t xml:space="preserve"> Molecular docking statistical profiles on the human KRAS-G12D crystal (real AutoDock Vina v1.2.7, PDB 7RPZ; redocking RMSD 1.42 Å): (a) binding-energy distribution; (b) top-10 highest-affinity compounds (abemaciclib -9.75, cobimetinib -9.12; MRTX1133 -8.06, BI-2865 -8.46 kcal/mol).</w:t>
+      </w:r>
+    </w:p>
+    <w:p>
+      <w:pPr>
+        <w:pStyle w:val="Heading2"/>
+        <w:keepNext/>
+        <w:spacing w:before="280" w:after="120"/>
+      </w:pPr>
+      <w:r>
+        <w:rPr>
+          <w:rFonts w:ascii="Times New Roman" w:hAnsi="Times New Roman"/>
+          <w:b/>
+          <w:color w:val="004D40"/>
+          <w:sz w:val="24"/>
+        </w:rPr>
+        <w:t>3.3 Docking against the KRAS-G12D Switch II pocket</w:t>
+      </w:r>
+    </w:p>
+    <w:p>
+      <w:r>
+        <w:t>With the pose validated by redocking (1.42 Å RMSD), Vina scores for the 33 compounds span -2.9 to -9.8 kcal/mol (Figure 3). MRTX1133 (-8.06) and BI-2865 (-8.46 kcal/mol) engage the Switch II pocket as expected [1,55], while the highest raw scores belong to the larger downstream inhibitors abemaciclib and cobimetinib. Across all poses the most frequently contacted residues are Tyr96, Asp12, Glu62, Arg68 and Gln99 (Figure 4), i.e. the oncogenic Asp12 and the Switch II lip, in agreement with the MRTX1133 co-crystal structure.</w:t>
       </w:r>
     </w:p>
     <w:p>
@@ -463,7 +536,7 @@
           <w:i/>
           <w:sz w:val="19"/>
         </w:rPr>
-        <w:t xml:space="preserve"> Residue-Level Interaction Fingerprints on KRAS-G12D (real Vina poses, contact distance &lt;= 3.8 A): most frequent contacts are Tyr96, Asp12, Glu62, Arg68, Gln99, Tyr64, Gly60 and Met72.</w:t>
+        <w:t xml:space="preserve"> Residue-level contact frequencies on KRAS-G12D (real Vina poses, contact distance &lt;= 3.8 Å): most frequent contacts are Tyr96, Asp12, Glu62, Arg68, Gln99, Tyr64, Gly60 and Met72.</w:t>
       </w:r>
     </w:p>
     <w:p/>
@@ -2000,6 +2073,27 @@
     </w:tbl>
     <w:p>
       <w:pPr>
+        <w:pStyle w:val="Heading2"/>
+        <w:keepNext/>
+        <w:spacing w:before="280" w:after="120"/>
+      </w:pPr>
+      <w:r>
+        <w:rPr>
+          <w:rFonts w:ascii="Times New Roman" w:hAnsi="Times New Roman"/>
+          <w:b/>
+          <w:color w:val="004D40"/>
+          <w:sz w:val="24"/>
+        </w:rPr>
+        <w:t>3.4 QSPR surrogate model and applicability domain</w:t>
+      </w:r>
+    </w:p>
+    <w:p>
+      <w:r>
+        <w:t>A StandardScaler + RidgeCV surrogate evaluated by leak-free nested 5x5 cross-validation on the real adsorption energies reaches Q2_CV = 0.55 (pristine) and 0.51 (B/P-doped) with a five-descriptor set (Figure 5); a separate model on the isolated descriptor space gives Q2_CV = 0.58. A 1000-permutation Y-scrambling test yields a mean Q2 near zero (p = 0.001), so the modest predictive signal is real and not an artefact of the small sample [43]. The exploratory ExtraTrees / SHAP ranking (Figure 6) is led by molecular polarizability, electrophilicity and molecular size [36,42]. Williams hat-matrix leverage (Figure 8) gives a warning leverage h* = 1.73 for the full descriptor set, with 31 of the 33 compounds inside the applicability domain [39-41].</w:t>
+      </w:r>
+    </w:p>
+    <w:p>
+      <w:pPr>
         <w:spacing w:before="200" w:after="80"/>
         <w:jc w:val="center"/>
       </w:pPr>
@@ -2055,7 +2149,7 @@
           <w:i/>
           <w:sz w:val="19"/>
         </w:rPr>
-        <w:t xml:space="preserve"> Leak-free nested 5x5 CV parity plots (real observed vs out-of-fold predicted GFN2-xTB Delta_E_ads) for the pristine and B/P-doped g-C3N4 systems (n=33).</w:t>
+        <w:t xml:space="preserve"> Leak-free nested 5x5 CV parity plots (real observed vs. out-of-fold predicted GFN2-xTB Delta_E_ads) for the pristine and B/P-doped g-C3N4 systems (n=33).</w:t>
       </w:r>
     </w:p>
     <w:p>
@@ -2115,7 +2209,7 @@
           <w:i/>
           <w:sz w:val="19"/>
         </w:rPr>
-        <w:t xml:space="preserve"> Explainable AI (SHAP) Feature Importance Rankings for 2D g-C3N4 Nanocarrier Delivery.</w:t>
+        <w:t xml:space="preserve"> Exploratory SHAP feature-importance ranking on the real GFN2-xTB B/P-doped-g-C3N4 adsorption energies.</w:t>
       </w:r>
     </w:p>
     <w:p>
@@ -2175,7 +2269,7 @@
           <w:i/>
           <w:sz w:val="19"/>
         </w:rPr>
-        <w:t xml:space="preserve"> Pearson Inter-Descriptor Correlation Heatmap (20 Descriptors across 33 KRAS Therapeutics).</w:t>
+        <w:t xml:space="preserve"> Pearson inter-descriptor correlation heatmap (real descriptor matrix, 33 KRAS/PDAC therapeutics).</w:t>
       </w:r>
     </w:p>
     <w:p>
@@ -2235,7 +2329,7 @@
           <w:i/>
           <w:sz w:val="19"/>
         </w:rPr>
-        <w:t xml:space="preserve"> OECD Principle 3: Williams Plots Defining the Applicability Domain for KRAS Therapeutics on g-C3N4.</w:t>
+        <w:t xml:space="preserve"> OECD Principle 3 Williams plots defining the applicability domain for the KRAS/PDAC therapeutics on g-C3N4 (real data only).</w:t>
       </w:r>
     </w:p>
     <w:p>
@@ -2295,7 +2389,7 @@
           <w:i/>
           <w:sz w:val="19"/>
         </w:rPr>
-        <w:t xml:space="preserve"> Atomistic 3D Spatial Binding Modes: (a) MRTX1133 inside the KRAS-G12D allosteric pocket; (b) BI-2865 binding conformation; (c) MRTX1133 interfacial coordination on 2D g-C3N4 monolayer.</w:t>
+        <w:t xml:space="preserve"> Representative binding modes (schematic): (a) MRTX1133 in the KRAS-G12D Switch II pocket (PDB 7RPZ); (b) BI-2865 pose; (c) MRTX1133 on the pristine g-C3N4 surface with its real GFN2-xTB Delta_E_ads.</w:t>
       </w:r>
     </w:p>
     <w:p>
@@ -2316,7 +2410,7 @@
     </w:p>
     <w:p>
       <w:r>
-        <w:t>This multi-scale study demonstrates that 2D polymeric graphitic carbon nitride (g-C3N4) nanosheets represent a potent, metal-free nanoplatform capable of high drug loading, stroma penetration, and pH-responsive release of allosteric KRAS-G12D inhibitors in pancreatic adenocarcinoma.</w:t>
+        <w:t>We report a quantum-informed, explainable QSPR analysis of pristine and B/P-doped 2D graphitic carbon nitride as a metal-free loading surface for KRAS-G12D inhibitors and PDAC therapeutics. Real GFN2-xTB interaction energies (Delta_E_ads = -5.0 to -39.9 kcal/mol) indicate dispersion-dominated physisorption that is modestly enhanced by B/P doping, and crystallographically validated docking (redocking RMSD 1.42 Å) confirms Switch II engagement by the direct inhibitors. The leak-free surrogate is weakly-to-moderately predictive (Q2_CV = 0.5-0.6) with a significant Y-scrambling test, and the descriptor rankings are reported as exploratory. pH-responsive release and stroma penetration are plausible on physicochemical grounds but are not demonstrated here and are left as future work.</w:t>
       </w:r>
     </w:p>
     <w:p>
@@ -3920,98 +4014,6 @@
         <w:t>doi:10.1038/s41571-026-01162-x</w:t>
       </w:r>
     </w:p>
-    <w:p>
-      <w:pPr>
-        <w:spacing w:after="60"/>
-        <w:ind w:left="576"/>
-      </w:pPr>
-      <w:r>
-        <w:rPr>
-          <w:b/>
-        </w:rPr>
-        <w:t xml:space="preserve">69. </w:t>
-      </w:r>
-      <w:r>
-        <w:t xml:space="preserve">Neese, F. Software update: The ORCA program system—Version 5.0. WIREs Computational Molecular Science 2022, 12 (5). </w:t>
-      </w:r>
-      <w:r>
-        <w:rPr>
-          <w:i/>
-          <w:color w:val="00695C"/>
-          <w:sz w:val="18"/>
-        </w:rPr>
-        <w:t>doi:10.1002/wcms.1606</w:t>
-      </w:r>
-    </w:p>
-    <w:p>
-      <w:pPr>
-        <w:spacing w:after="60"/>
-        <w:ind w:left="576"/>
-      </w:pPr>
-      <w:r>
-        <w:rPr>
-          <w:b/>
-        </w:rPr>
-        <w:t xml:space="preserve">70. </w:t>
-      </w:r>
-      <w:r>
-        <w:t xml:space="preserve">Becke, A. D. Density-functional thermochemistry. III. The role of exact exchange. The Journal of Chemical Physics 1993, 98 (7), 5648-5652. </w:t>
-      </w:r>
-      <w:r>
-        <w:rPr>
-          <w:i/>
-          <w:color w:val="00695C"/>
-          <w:sz w:val="18"/>
-        </w:rPr>
-        <w:t>doi:10.1063/1.464913</w:t>
-      </w:r>
-    </w:p>
-    <w:p>
-      <w:pPr>
-        <w:spacing w:after="60"/>
-        <w:ind w:left="576"/>
-      </w:pPr>
-      <w:r>
-        <w:rPr>
-          <w:b/>
-        </w:rPr>
-        <w:t xml:space="preserve">71. </w:t>
-      </w:r>
-      <w:r>
-        <w:t xml:space="preserve">Grimme, S.; Ehrlich, S.; Goerigk, L. Effect of the damping function in dispersion corrected density functional theory. Journal of Computational Chemistry 2011, 32 (7), 1456-1465. </w:t>
-      </w:r>
-      <w:r>
-        <w:rPr>
-          <w:i/>
-          <w:color w:val="00695C"/>
-          <w:sz w:val="18"/>
-        </w:rPr>
-        <w:t>doi:10.1002/jcc.21759</w:t>
-      </w:r>
-    </w:p>
-    <w:p>
-      <w:pPr>
-        <w:spacing w:after="60"/>
-        <w:ind w:left="576"/>
-      </w:pPr>
-      <w:r>
-        <w:rPr>
-          <w:b/>
-        </w:rPr>
-        <w:t xml:space="preserve">72. </w:t>
-      </w:r>
-      <w:r>
-        <w:t xml:space="preserve">Weigend, F.; Ahlrichs, R. Balanced basis sets of split valence, triple zeta valence and quadruple zeta valence quality for H to Rn: Design and assessment of accuracy. Physical Chemistry Chemical Physics 2005, 7 (18), 3297. </w:t>
-      </w:r>
-      <w:r>
-        <w:rPr>
-          <w:i/>
-          <w:color w:val="00695C"/>
-          <w:sz w:val="18"/>
-        </w:rPr>
-        <w:t>doi:10.1039/b508541a</w:t>
-      </w:r>
-    </w:p>
     <w:sectPr>
       <w:pgSz w:w="12240" w:h="15840"/>
       <w:pgMar w:top="1440" w:right="1440" w:bottom="1440" w:left="1440" w:header="720" w:footer="720" w:gutter="0"/>

--- a/manuscript/Beilstein_Manuscript_KRAS_gC3N4_Monreal_Hernandez_et_al.docx
+++ b/manuscript/Beilstein_Manuscript_KRAS_gC3N4_Monreal_Hernandez_et_al.docx
@@ -146,7 +146,7 @@
         <w:spacing w:after="160" w:line="276" w:lineRule="auto"/>
       </w:pPr>
       <w:r>
-        <w:t>Pancreatic ductal adenocarcinoma (PDAC) is an intractable malignancy characterized by a dense desmoplastic stroma and near-universal oncogenic KRAS driver mutations, predominantly KRAS-G12D [8,64]. The recent non-covalent allosteric inhibitor MRTX1133 [1,2] validates direct KRAS-G12D targeting, but its delivery is limited by the fibrotic, hypovascular tumour microenvironment [45-47]. Here we present a computational framework combining GFN2-xTB tight-binding quantum chemistry (with D4 dispersion) [21,23], physical molecular docking (AutoDock Vina v1.2.7 [29,30] against the human KRAS-G12D crystal structure, PDB ID: 7RPZ, 1.45 Å), and a leak-free cross-validated regularized-linear QSPR surrogate, for a curated set of 33 direct KRAS-G12D inhibitors and PDAC therapeutics loaded on pristine and B/P-doped 2D graphitic carbon nitride (g-C3N4) [11-13]. Real GFN2-xTB interaction energies span Delta_E_ads = -5.0 to -39.9 kcal/mol across the pristine and B/P-doped supercells. Self-redocking of the co-crystallized ligand reproduced the native pose within 1.42 Å heavy-atom RMSD, and docking of the 33 compounds gave Vina scores of -2.9 to -9.8 kcal/mol with recurrent Switch II contacts (Tyr96, Asp12, Glu62, Arg68, Gln99). A leak-free nested 5x5 cross-validated RidgeCV surrogate on the real adsorption energies reached Q2_CV = 0.55 (pristine) and 0.51 (B/P-doped); a Y-scrambling test (1000 permutations, p = 0.001) confirms the signal is not spurious. OECD Principle 3 Williams-leverage analysis places 31/33 compounds inside the applicability domain. Every value is computed from the deposited pipeline; no descriptor or energy is estimated from an empirical formula.</w:t>
+        <w:t>Pancreatic ductal adenocarcinoma (PDAC) is an intractable malignancy characterized by a dense desmoplastic stroma and near-universal oncogenic KRAS driver mutations, predominantly KRAS-G12D [8,64]. The recent non-covalent allosteric inhibitor MRTX1133 [1,2] validates direct KRAS-G12D targeting, but its delivery is limited by the fibrotic, hypovascular tumour microenvironment [45-47]. Here we present a computational framework combining GFN2-xTB tight-binding quantum chemistry (with D4 dispersion) [21,23], physical molecular docking (AutoDock Vina v1.2.7 [29,30] against the human KRAS-G12D crystal structure, PDB ID: 7RPZ, 1.30 Å), and a leak-free cross-validated regularized-linear QSPR surrogate, for a curated set of 33 direct KRAS-G12D inhibitors and PDAC therapeutics loaded on pristine and B/P-doped 2D graphitic carbon nitride (g-C3N4) [11-13]. Real GFN2-xTB interaction energies span Delta_E_ads = -5.0 to -39.9 kcal/mol across the pristine and B/P-doped supercells. Self-redocking of the co-crystallized ligand reproduced the native pose within 1.42 Å heavy-atom RMSD, and docking of the 33 compounds gave Vina scores of -2.9 to -9.8 kcal/mol with recurrent Switch II contacts (Tyr96, Asp12, Glu62, Arg68, Gln99). A leak-free nested 5x5 cross-validated RidgeCV surrogate on the real adsorption energies reached Q2_CV = 0.55 (pristine) and 0.51 (B/P-doped); a Y-scrambling test (1000 permutations, p = 0.001) confirms the signal is not spurious. OECD Principle 3 Williams-leverage analysis places 31/33 compounds inside the applicability domain. Every value is computed from the deposited pipeline; no descriptor or energy is estimated from an empirical formula.</w:t>
       </w:r>
     </w:p>
     <w:p>
@@ -267,12 +267,12 @@
     </w:p>
     <w:p>
       <w:r>
-        <w:t>2.1 Quantum-chemical framework: Geometry optimizations and single-point energies for the isolated therapeutics (structures from PubChem [33]), the g-C3N4 and B/P-doped carrier clusters, and every drug-carrier complex were computed with GFN2-xTB (xtb v6.7.1) [21], which is validated against its GFN1 predecessor and dispersion-corrected DFT for non-covalent systems [22,24,25], including the D4 charge-dependent dispersion correction [23]. The interaction energy is Delta_E_ads = E(complex) - E(carrier) - E(drug), with both fragments taken at the complex geometry. Frontier-orbital energies and conceptual-DFT reactivity indices (chemical hardness eta = gap/2, softness, electronegativity, electrophilicity omega = mu^2/2eta) [28,35,36,37] were read directly from the xtb output; no descriptor is estimated from an empirical formula.</w:t>
+        <w:t>2.1 Quantum-chemical framework: Geometry optimizations and single-point energies for the isolated therapeutics (structures from PubChem [33]), the g-C3N4 and B/P-doped carrier clusters, and every drug-carrier complex were computed with GFN2-xTB (xtb v6.7.1) [21], a semiempirical tight-binding method parameterized for non-covalent interactions across the periodic table [22,24,25], including the D4 charge-dependent dispersion correction [23]. No higher-level DFT benchmark was performed in this work; the GFN2-xTB level is used consistently throughout.The interaction energy is Delta_E_ads = E(complex) - E(carrier) - E(drug), with both fragments taken at the complex geometry. Frontier-orbital energies and conceptual-DFT reactivity indices (chemical hardness eta = gap/2, softness, electronegativity, electrophilicity omega = mu^2/2eta) [28,35,36,37] were read directly from the xtb output; no descriptor is estimated from an empirical formula.</w:t>
       </w:r>
     </w:p>
     <w:p>
       <w:r>
-        <w:t>2.2 Molecular docking: Docking used AutoDock Vina v1.2.7 [29,30] on the human KRAS-G12D crystal structure (PDB ID: 7RPZ, 1.45 Å [31]), centred on the Switch II allosteric pocket, with ligands prepared by ETKDG / RDKit [32] and Meeko, following established virtual-screening practice [34]. Self-redocking of the co-crystallized MRTX1133 reproduced the native binding mode within 1.42 Å heavy-atom RMSD, validating the grid and pocket definition.</w:t>
+        <w:t>2.2 Molecular docking: Docking used AutoDock Vina v1.2.7 [29,30] on the human KRAS-G12D crystal structure (PDB ID: 7RPZ, 1.30 Å [31]), centred on the Switch II allosteric pocket, with ligands prepared by ETKDG / RDKit [32] and Meeko, following established virtual-screening practice [34]. Self-redocking of the co-crystallized MRTX1133 reproduced the native binding mode within 1.42 Å heavy-atom RMSD, validating the grid and pocket definition.</w:t>
       </w:r>
     </w:p>
     <w:p>
